--- a/tillsyn/A 20946-2026 tillsynsbegäran.docx
+++ b/tillsyn/A 20946-2026 tillsynsbegäran.docx
@@ -258,7 +258,7 @@
     <w:r>
       <w:tab/>
       <w:tab/>
-      <w:t>2026-05-16</w:t>
+      <w:t>2026-05-17</w:t>
       <w:br/>
       <w:br/>
     </w:r>

--- a/tillsyn/A 20946-2026 tillsynsbegäran.docx
+++ b/tillsyn/A 20946-2026 tillsynsbegäran.docx
@@ -258,7 +258,7 @@
     <w:r>
       <w:tab/>
       <w:tab/>
-      <w:t>2026-05-17</w:t>
+      <w:t>2026-05-18</w:t>
       <w:br/>
       <w:br/>
     </w:r>

--- a/tillsyn/A 20946-2026 tillsynsbegäran.docx
+++ b/tillsyn/A 20946-2026 tillsynsbegäran.docx
@@ -258,7 +258,7 @@
     <w:r>
       <w:tab/>
       <w:tab/>
-      <w:t>2026-05-18</w:t>
+      <w:t>2026-05-19</w:t>
       <w:br/>
       <w:br/>
     </w:r>

--- a/tillsyn/A 20946-2026 tillsynsbegäran.docx
+++ b/tillsyn/A 20946-2026 tillsynsbegäran.docx
@@ -258,7 +258,7 @@
     <w:r>
       <w:tab/>
       <w:tab/>
-      <w:t>2026-05-19</w:t>
+      <w:t>2026-05-20</w:t>
       <w:br/>
       <w:br/>
     </w:r>

--- a/tillsyn/A 20946-2026 tillsynsbegäran.docx
+++ b/tillsyn/A 20946-2026 tillsynsbegäran.docx
@@ -258,7 +258,7 @@
     <w:r>
       <w:tab/>
       <w:tab/>
-      <w:t>2026-05-20</w:t>
+      <w:t>2026-05-21</w:t>
       <w:br/>
       <w:br/>
     </w:r>

--- a/tillsyn/A 20946-2026 tillsynsbegäran.docx
+++ b/tillsyn/A 20946-2026 tillsynsbegäran.docx
@@ -258,7 +258,7 @@
     <w:r>
       <w:tab/>
       <w:tab/>
-      <w:t>2026-05-21</w:t>
+      <w:t>2026-05-22</w:t>
       <w:br/>
       <w:br/>
     </w:r>

--- a/tillsyn/A 20946-2026 tillsynsbegäran.docx
+++ b/tillsyn/A 20946-2026 tillsynsbegäran.docx
@@ -258,7 +258,7 @@
     <w:r>
       <w:tab/>
       <w:tab/>
-      <w:t>2026-05-22</w:t>
+      <w:t>2026-05-23</w:t>
       <w:br/>
       <w:br/>
     </w:r>

--- a/tillsyn/A 20946-2026 tillsynsbegäran.docx
+++ b/tillsyn/A 20946-2026 tillsynsbegäran.docx
@@ -258,7 +258,7 @@
     <w:r>
       <w:tab/>
       <w:tab/>
-      <w:t>2026-05-23</w:t>
+      <w:t>2026-05-24</w:t>
       <w:br/>
       <w:br/>
     </w:r>

--- a/tillsyn/A 20946-2026 tillsynsbegäran.docx
+++ b/tillsyn/A 20946-2026 tillsynsbegäran.docx
@@ -258,7 +258,7 @@
     <w:r>
       <w:tab/>
       <w:tab/>
-      <w:t>2026-05-24</w:t>
+      <w:t>2026-05-25</w:t>
       <w:br/>
       <w:br/>
     </w:r>

--- a/tillsyn/A 20946-2026 tillsynsbegäran.docx
+++ b/tillsyn/A 20946-2026 tillsynsbegäran.docx
@@ -258,7 +258,7 @@
     <w:r>
       <w:tab/>
       <w:tab/>
-      <w:t>2026-05-25</w:t>
+      <w:t>2026-05-26</w:t>
       <w:br/>
       <w:br/>
     </w:r>

--- a/tillsyn/A 20946-2026 tillsynsbegäran.docx
+++ b/tillsyn/A 20946-2026 tillsynsbegäran.docx
@@ -258,7 +258,7 @@
     <w:r>
       <w:tab/>
       <w:tab/>
-      <w:t>2026-05-26</w:t>
+      <w:t>2026-05-27</w:t>
       <w:br/>
       <w:br/>
     </w:r>

--- a/tillsyn/A 20946-2026 tillsynsbegäran.docx
+++ b/tillsyn/A 20946-2026 tillsynsbegäran.docx
@@ -258,7 +258,7 @@
     <w:r>
       <w:tab/>
       <w:tab/>
-      <w:t>2026-05-27</w:t>
+      <w:t>2026-05-28</w:t>
       <w:br/>
       <w:br/>
     </w:r>

--- a/tillsyn/A 20946-2026 tillsynsbegäran.docx
+++ b/tillsyn/A 20946-2026 tillsynsbegäran.docx
@@ -258,7 +258,7 @@
     <w:r>
       <w:tab/>
       <w:tab/>
-      <w:t>2026-05-28</w:t>
+      <w:t>2026-05-29</w:t>
       <w:br/>
       <w:br/>
     </w:r>

--- a/tillsyn/A 20946-2026 tillsynsbegäran.docx
+++ b/tillsyn/A 20946-2026 tillsynsbegäran.docx
@@ -258,7 +258,7 @@
     <w:r>
       <w:tab/>
       <w:tab/>
-      <w:t>2026-05-29</w:t>
+      <w:t>2026-05-30</w:t>
       <w:br/>
       <w:br/>
     </w:r>

--- a/tillsyn/A 20946-2026 tillsynsbegäran.docx
+++ b/tillsyn/A 20946-2026 tillsynsbegäran.docx
@@ -258,7 +258,7 @@
     <w:r>
       <w:tab/>
       <w:tab/>
-      <w:t>2026-05-30</w:t>
+      <w:t>2026-05-31</w:t>
       <w:br/>
       <w:br/>
     </w:r>

--- a/tillsyn/A 20946-2026 tillsynsbegäran.docx
+++ b/tillsyn/A 20946-2026 tillsynsbegäran.docx
@@ -258,7 +258,7 @@
     <w:r>
       <w:tab/>
       <w:tab/>
-      <w:t>2026-05-31</w:t>
+      <w:t>2026-06-01</w:t>
       <w:br/>
       <w:br/>
     </w:r>

--- a/tillsyn/A 20946-2026 tillsynsbegäran.docx
+++ b/tillsyn/A 20946-2026 tillsynsbegäran.docx
@@ -258,7 +258,7 @@
     <w:r>
       <w:tab/>
       <w:tab/>
-      <w:t>2026-06-01</w:t>
+      <w:t>2026-06-02</w:t>
       <w:br/>
       <w:br/>
     </w:r>

--- a/tillsyn/A 20946-2026 tillsynsbegäran.docx
+++ b/tillsyn/A 20946-2026 tillsynsbegäran.docx
@@ -258,7 +258,7 @@
     <w:r>
       <w:tab/>
       <w:tab/>
-      <w:t>2026-06-02</w:t>
+      <w:t>2026-06-03</w:t>
       <w:br/>
       <w:br/>
     </w:r>

--- a/tillsyn/A 20946-2026 tillsynsbegäran.docx
+++ b/tillsyn/A 20946-2026 tillsynsbegäran.docx
@@ -258,7 +258,7 @@
     <w:r>
       <w:tab/>
       <w:tab/>
-      <w:t>2026-06-03</w:t>
+      <w:t>2026-06-04</w:t>
       <w:br/>
       <w:br/>
     </w:r>

--- a/tillsyn/A 20946-2026 tillsynsbegäran.docx
+++ b/tillsyn/A 20946-2026 tillsynsbegäran.docx
@@ -258,7 +258,7 @@
     <w:r>
       <w:tab/>
       <w:tab/>
-      <w:t>2026-06-04</w:t>
+      <w:t>2026-06-05</w:t>
       <w:br/>
       <w:br/>
     </w:r>

--- a/tillsyn/A 20946-2026 tillsynsbegäran.docx
+++ b/tillsyn/A 20946-2026 tillsynsbegäran.docx
@@ -258,7 +258,7 @@
     <w:r>
       <w:tab/>
       <w:tab/>
-      <w:t>2026-06-05</w:t>
+      <w:t>2026-06-06</w:t>
       <w:br/>
       <w:br/>
     </w:r>

--- a/tillsyn/A 20946-2026 tillsynsbegäran.docx
+++ b/tillsyn/A 20946-2026 tillsynsbegäran.docx
@@ -258,7 +258,7 @@
     <w:r>
       <w:tab/>
       <w:tab/>
-      <w:t>2026-06-06</w:t>
+      <w:t>2026-06-07</w:t>
       <w:br/>
       <w:br/>
     </w:r>

--- a/tillsyn/A 20946-2026 tillsynsbegäran.docx
+++ b/tillsyn/A 20946-2026 tillsynsbegäran.docx
@@ -258,7 +258,7 @@
     <w:r>
       <w:tab/>
       <w:tab/>
-      <w:t>2026-06-07</w:t>
+      <w:t>2026-06-08</w:t>
       <w:br/>
       <w:br/>
     </w:r>

--- a/tillsyn/A 20946-2026 tillsynsbegäran.docx
+++ b/tillsyn/A 20946-2026 tillsynsbegäran.docx
@@ -258,7 +258,7 @@
     <w:r>
       <w:tab/>
       <w:tab/>
-      <w:t>2026-06-08</w:t>
+      <w:t>2026-06-09</w:t>
       <w:br/>
       <w:br/>
     </w:r>

--- a/tillsyn/A 20946-2026 tillsynsbegäran.docx
+++ b/tillsyn/A 20946-2026 tillsynsbegäran.docx
@@ -258,7 +258,7 @@
     <w:r>
       <w:tab/>
       <w:tab/>
-      <w:t>2026-06-09</w:t>
+      <w:t>2026-06-10</w:t>
       <w:br/>
       <w:br/>
     </w:r>

--- a/tillsyn/A 20946-2026 tillsynsbegäran.docx
+++ b/tillsyn/A 20946-2026 tillsynsbegäran.docx
@@ -258,7 +258,7 @@
     <w:r>
       <w:tab/>
       <w:tab/>
-      <w:t>2026-06-10</w:t>
+      <w:t>2026-06-11</w:t>
       <w:br/>
       <w:br/>
     </w:r>

--- a/tillsyn/A 20946-2026 tillsynsbegäran.docx
+++ b/tillsyn/A 20946-2026 tillsynsbegäran.docx
@@ -258,7 +258,7 @@
     <w:r>
       <w:tab/>
       <w:tab/>
-      <w:t>2026-06-11</w:t>
+      <w:t>2026-06-12</w:t>
       <w:br/>
       <w:br/>
     </w:r>

--- a/tillsyn/A 20946-2026 tillsynsbegäran.docx
+++ b/tillsyn/A 20946-2026 tillsynsbegäran.docx
@@ -258,7 +258,7 @@
     <w:r>
       <w:tab/>
       <w:tab/>
-      <w:t>2026-06-12</w:t>
+      <w:t>2026-06-13</w:t>
       <w:br/>
       <w:br/>
     </w:r>

--- a/tillsyn/A 20946-2026 tillsynsbegäran.docx
+++ b/tillsyn/A 20946-2026 tillsynsbegäran.docx
@@ -258,7 +258,7 @@
     <w:r>
       <w:tab/>
       <w:tab/>
-      <w:t>2026-06-15</w:t>
+      <w:t>2026-06-16</w:t>
       <w:br/>
       <w:br/>
     </w:r>

--- a/tillsyn/A 20946-2026 tillsynsbegäran.docx
+++ b/tillsyn/A 20946-2026 tillsynsbegäran.docx
@@ -258,7 +258,7 @@
     <w:r>
       <w:tab/>
       <w:tab/>
-      <w:t>2026-06-16</w:t>
+      <w:t>2026-06-17</w:t>
       <w:br/>
       <w:br/>
     </w:r>

--- a/tillsyn/A 20946-2026 tillsynsbegäran.docx
+++ b/tillsyn/A 20946-2026 tillsynsbegäran.docx
@@ -1,6 +1,6 @@
 
 <file path=word/document.xml><?xml version="1.0" encoding="utf-8"?>
-<w:document xmlns:wpc="http://schemas.microsoft.com/office/word/2010/wordprocessingCanvas" xmlns:cx="http://schemas.microsoft.com/office/drawing/2014/chartex" xmlns:cx1="http://schemas.microsoft.com/office/drawing/2015/9/8/chartex" xmlns:cx2="http://schemas.microsoft.com/office/drawing/2015/10/21/chartex" xmlns:cx3="http://schemas.microsoft.com/office/drawing/2016/5/9/chartex" xmlns:cx4="http://schemas.microsoft.com/office/drawing/2016/5/10/chartex" xmlns:cx5="http://schemas.microsoft.com/office/drawing/2016/5/11/chartex" xmlns:cx6="http://schemas.microsoft.com/office/drawing/2016/5/12/chartex" xmlns:cx7="http://schemas.microsoft.com/office/drawing/2016/5/13/chartex" xmlns:cx8="http://schemas.microsoft.com/office/drawing/2016/5/14/chartex" xmlns:mc="http://schemas.openxmlformats.org/markup-compatibility/2006" xmlns:aink="http://schemas.microsoft.com/office/drawing/2016/ink" xmlns:am3d="http://schemas.microsoft.com/office/drawing/2017/model3d" xmlns:o="urn:schemas-microsoft-com:office:office" xmlns:oel="http://schemas.microsoft.com/office/2019/extlst" xmlns:r="http://schemas.openxmlformats.org/officeDocument/2006/relationships" xmlns:m="http://schemas.openxmlformats.org/officeDocument/2006/math" xmlns:v="urn:schemas-microsoft-com:vml" xmlns:wp14="http://schemas.microsoft.com/office/word/2010/wordprocessingDrawing" xmlns:wp="http://schemas.openxmlformats.org/drawingml/2006/wordprocessingDrawing" xmlns:w10="urn:schemas-microsoft-com:office:word" xmlns:w="http://schemas.openxmlformats.org/wordprocessingml/2006/main" xmlns:w14="http://schemas.microsoft.com/office/word/2010/wordml" xmlns:w15="http://schemas.microsoft.com/office/word/2012/wordml" xmlns:w16cex="http://schemas.microsoft.com/office/word/2018/wordml/cex" xmlns:w16cid="http://schemas.microsoft.com/office/word/2016/wordml/cid" xmlns:w16="http://schemas.microsoft.com/office/word/2018/wordml" xmlns:w16sdtdh="http://schemas.microsoft.com/office/word/2020/wordml/sdtdatahash" xmlns:w16se="http://schemas.microsoft.com/office/word/2015/wordml/symex" xmlns:wpg="http://schemas.microsoft.com/office/word/2010/wordprocessingGroup" xmlns:wpi="http://schemas.microsoft.com/office/word/2010/wordprocessingInk" xmlns:wne="http://schemas.microsoft.com/office/word/2006/wordml" xmlns:wps="http://schemas.microsoft.com/office/word/2010/wordprocessingShape" mc:Ignorable="w14 w15 w16se w16cid w16 w16cex w16sdtdh wp14">
+<w:document xmlns:wpc="http://schemas.microsoft.com/office/word/2010/wordprocessingCanvas" xmlns:cx="http://schemas.microsoft.com/office/drawing/2014/chartex" xmlns:cx1="http://schemas.microsoft.com/office/drawing/2015/9/8/chartex" xmlns:cx2="http://schemas.microsoft.com/office/drawing/2015/10/21/chartex" xmlns:cx3="http://schemas.microsoft.com/office/drawing/2016/5/9/chartex" xmlns:cx4="http://schemas.microsoft.com/office/drawing/2016/5/10/chartex" xmlns:cx5="http://schemas.microsoft.com/office/drawing/2016/5/11/chartex" xmlns:cx6="http://schemas.microsoft.com/office/drawing/2016/5/12/chartex" xmlns:cx7="http://schemas.microsoft.com/office/drawing/2016/5/13/chartex" xmlns:cx8="http://schemas.microsoft.com/office/drawing/2016/5/14/chartex" xmlns:mc="http://schemas.openxmlformats.org/markup-compatibility/2006" xmlns:aink="http://schemas.microsoft.com/office/drawing/2016/ink" xmlns:am3d="http://schemas.microsoft.com/office/drawing/2017/model3d" xmlns:o="urn:schemas-microsoft-com:office:office" xmlns:oel="http://schemas.microsoft.com/office/2019/extlst" xmlns:r="http://schemas.openxmlformats.org/officeDocument/2006/relationships" xmlns:m="http://schemas.openxmlformats.org/officeDocument/2006/math" xmlns:v="urn:schemas-microsoft-com:vml" xmlns:wp14="http://schemas.microsoft.com/office/word/2010/wordprocessingDrawing" xmlns:wp="http://schemas.openxmlformats.org/drawingml/2006/wordprocessingDrawing" xmlns:w10="urn:schemas-microsoft-com:office:word" xmlns:w="http://schemas.openxmlformats.org/wordprocessingml/2006/main" xmlns:w14="http://schemas.microsoft.com/office/word/2010/wordml" xmlns:w15="http://schemas.microsoft.com/office/word/2012/wordml" xmlns:w16cex="http://schemas.microsoft.com/office/word/2018/wordml/cex" xmlns:w16cid="http://schemas.microsoft.com/office/word/2016/wordml/cid" xmlns:w16="http://schemas.microsoft.com/office/word/2018/wordml" xmlns:w16du="http://schemas.microsoft.com/office/word/2023/wordml/word16du" xmlns:w16sdtdh="http://schemas.microsoft.com/office/word/2020/wordml/sdtdatahash" xmlns:w16sdtfl="http://schemas.microsoft.com/office/word/2024/wordml/sdtformatlock" xmlns:w16se="http://schemas.microsoft.com/office/word/2015/wordml/symex" xmlns:wpg="http://schemas.microsoft.com/office/word/2010/wordprocessingGroup" xmlns:wpi="http://schemas.microsoft.com/office/word/2010/wordprocessingInk" xmlns:wne="http://schemas.microsoft.com/office/word/2006/wordml" xmlns:wps="http://schemas.microsoft.com/office/word/2010/wordprocessingShape" mc:Ignorable="w14 w15 w16se w16cid w16 w16cex w16sdtdh w16sdtfl w16du wp14">
   <w:body>
     <w:p>
       <w:pPr>
@@ -12,35 +12,10 @@
     </w:p>
     <w:p>
       <w:r>
-        <w:t>Detta dokument behandlar höga naturvärden i avverkningsanmälan A 20946-2026 i Hallsbergs kommun. Denna avverkningsanmälan inkom 2026-04-30 12:09:17 och omfattar 2,6 ha.</w:t>
+        <w:t>Detta dokument behandlar höga naturvärden i avverkningsanmälan A 20946-2026 i Hallsbergs kommun som inkom 2026-04-30 och omfattar 2,6 ha.</w:t>
       </w:r>
-    </w:p>
-    <w:p>
       <w:r>
-        <w:t>Vi begär härmed att Skogsstyrelsen fattar beslut enligt miljöbalken som säkerställer att skogens höga naturvärden bevaras samt säkerställer att EU-lagstiftning efterlevs och att artskyddsbrott förhindras. Vi önskar även ta del av de ställningstaganden och beslut som myndigheterna meddelar till följd av aktuell avverkningsanmälan och föreningens inlaga (se 34 § förvaltningslagen).</w:t>
-      </w:r>
-    </w:p>
-    <w:p>
-      <w:r>
-        <w:t>Nedan beskrivs fynd av naturvårdsarter som gjorts i det avverkningsanmälda området.</w:t>
-      </w:r>
-    </w:p>
-    <w:p>
-      <w:pPr>
-        <w:pStyle w:val="Heading1"/>
-      </w:pPr>
-      <w:r>
-        <w:t>Naturvårdsarter</w:t>
-      </w:r>
-    </w:p>
-    <w:p>
-      <w:r>
-        <w:t>I avverkningsanmälan har följande 2 naturvårdsarter hittats: tajgafältmätare (VU) och fällmossa (S). Av dessa är 1 rödlistade. För rödlistade arter har rödlistekategorin angivits inom parentes. Arter som är signalarter enligt Skogsstyrelsen har markerats med (S).</w:t>
-      </w:r>
-    </w:p>
-    <w:p>
-      <w:r>
-        <w:t>De påträffade naturvårdsarterna är ett tydligt kvitto på att detta rör sig om en skog med höga naturvärden. I Figur 1 visas en karta över det avverkningsanmälda området, där samtliga fyndplatser för naturvårdsarter som finns registrerade på Artportalen har markerats.</w:t>
+        <w:t xml:space="preserve"> I Figur 1 visas fyndplatser för naturvårdsarter i området, som finns registrerade på Artportalen.</w:t>
       </w:r>
     </w:p>
     <w:p>
@@ -50,7 +25,7 @@
       <w:r>
         <w:drawing>
           <wp:inline xmlns:a="http://schemas.openxmlformats.org/drawingml/2006/main" xmlns:pic="http://schemas.openxmlformats.org/drawingml/2006/picture">
-            <wp:extent cx="5486400" cy="3545008"/>
+            <wp:extent cx="5486400" cy="4573885"/>
             <wp:docPr id="1" name="Picture 1"/>
             <wp:cNvGraphicFramePr>
               <a:graphicFrameLocks noChangeAspect="1"/>
@@ -71,7 +46,7 @@
                   <pic:spPr>
                     <a:xfrm>
                       <a:off x="0" y="0"/>
-                      <a:ext cx="5486400" cy="3545008"/>
+                      <a:ext cx="5486400" cy="4573885"/>
                     </a:xfrm>
                     <a:prstGeom prst="rect"/>
                   </pic:spPr>
@@ -85,9 +60,43 @@
     <w:p>
       <w:pPr>
         <w:pStyle w:val="Caption"/>
+        <w:spacing w:after="240"/>
       </w:pPr>
       <w:r>
-        <w:t>Figur 1. Fyndplatser för naturvårdsarter i det avverkningsanmälda området (röd linje). Markörer utan svart kant är placerade på fyndplatsen. Markörer med svart kant är placerade vid sidan av fyndplatsen och har ett svart streck som visar fyndplatsens exakta position. Kartans mittpunktskoordinat är N 6544763, E 514745 i SWEREF 99 TM.</w:t>
+        <w:t>Figur 1. Fyndplatser för naturvårdsarter i och inom 13 meter från avverkningsanmälan (röd linje). Inom parentes anges rödlistekategorier, S för signalarter, Tför typiska arter och fridlysningsparagrafer i artskyddsförordningen.Markörer utan svart kant är placerade på fyndplatsen. Markörer med svart kant är placerade vid sidan av fyndplatsen och har ett svart streck som visar fyndplatsens exakta position. Kartans mittpunktskoordinat är N 6544763, E 514745 i SWEREF 99 TM.</w:t>
+      </w:r>
+    </w:p>
+    <w:p>
+      <w:r>
+        <w:t>Vi begär härmed att Skogsstyrelsen fattar beslut enligt miljöbalken som säkerställer att skogens höga naturvärden bevaras samt att EU-lagstiftning efterlevs och att artskyddsbrott förhindras.</w:t>
+      </w:r>
+    </w:p>
+    <w:p>
+      <w:r>
+        <w:t>Vi önskar även ta del av de ställningstaganden och beslut som myndigheten meddelar till följd av aktuell avverkningsanmälan och föreningens inlaga (se 34 § förvaltningslagen).</w:t>
+      </w:r>
+    </w:p>
+    <w:p>
+      <w:r>
+        <w:t>Nedan beskrivs fynd av naturvårdsarter som gjorts i det avverkningsanmälda området.</w:t>
+      </w:r>
+    </w:p>
+    <w:p>
+      <w:pPr>
+        <w:pStyle w:val="Heading1"/>
+      </w:pPr>
+      <w:r>
+        <w:t>Naturvårdsarter</w:t>
+      </w:r>
+    </w:p>
+    <w:p>
+      <w:r>
+        <w:t>I och inom 13 meter från avverkningsanmälan har följande 3 naturvårdsarter hittats: tajgafältmätare (VU), fällmossa (S, T) och grov fjädermossa (S, T). Av dessa är 1 rödlistade. För rödlistade arter har rödlistekategorin angivits inom parentes. Arter som är signalarter enligt Skogsstyrelsen har markerats med (S). Typiska arter inom Natura 2000 som är kopplade till skogsekosystem har markerats med (T).</w:t>
+      </w:r>
+    </w:p>
+    <w:p>
+      <w:r>
+        <w:t>De påträffade naturvårdsarterna är ett tydligt kvitto på att det rör sig om en skog med höga naturvärden.</w:t>
       </w:r>
     </w:p>
     <w:p>
@@ -124,6 +133,35 @@
         <w:rPr>
           <w:b/>
         </w:rPr>
+        <w:t xml:space="preserve">Grov fjädermossa </w:t>
+      </w:r>
+      <w:r>
+        <w:t xml:space="preserve">påträffas i gammal ädellövskog och på kalkrika bergväggar i äldre barrskog. Arten är placerad högst upp i Skogsstyrelsens värdepyramid för bedömning av skog med höga naturvärden och visar på lokaler som haft lång trädkontinuitet och stabilt mikroklimat. Grov fjädermossa är typisk art för </w:t>
+      </w:r>
+      <w:r>
+        <w:rPr>
+          <w:i/>
+        </w:rPr>
+        <w:t>9020 Nordlig ädellövskog, 9110 Näringsfattig bokskog, 9130 Näringsrik bokskog, 9160 Näringsrik ekskog, 9180 Ädellövskog i branter</w:t>
+      </w:r>
+      <w:r>
+        <w:t xml:space="preserve"> och </w:t>
+      </w:r>
+      <w:r>
+        <w:rPr>
+          <w:i/>
+        </w:rPr>
+        <w:t>9190 Näringsfattig ekskog</w:t>
+      </w:r>
+      <w:r>
+        <w:t xml:space="preserve"> (Nitare &amp; Skogsstyrelsen, 2019; SLU Artdatabanken, 2025).</w:t>
+      </w:r>
+    </w:p>
+    <w:p>
+      <w:r>
+        <w:rPr>
+          <w:b/>
+        </w:rPr>
         <w:t>Tajgafältmätare (VU)</w:t>
       </w:r>
       <w:r>
@@ -148,7 +186,7 @@
 </file>
 
 <file path=word/endnotes.xml><?xml version="1.0" encoding="utf-8"?>
-<w:endnotes xmlns:wpc="http://schemas.microsoft.com/office/word/2010/wordprocessingCanvas" xmlns:cx="http://schemas.microsoft.com/office/drawing/2014/chartex" xmlns:cx1="http://schemas.microsoft.com/office/drawing/2015/9/8/chartex" xmlns:cx2="http://schemas.microsoft.com/office/drawing/2015/10/21/chartex" xmlns:cx3="http://schemas.microsoft.com/office/drawing/2016/5/9/chartex" xmlns:cx4="http://schemas.microsoft.com/office/drawing/2016/5/10/chartex" xmlns:cx5="http://schemas.microsoft.com/office/drawing/2016/5/11/chartex" xmlns:cx6="http://schemas.microsoft.com/office/drawing/2016/5/12/chartex" xmlns:cx7="http://schemas.microsoft.com/office/drawing/2016/5/13/chartex" xmlns:cx8="http://schemas.microsoft.com/office/drawing/2016/5/14/chartex" xmlns:mc="http://schemas.openxmlformats.org/markup-compatibility/2006" xmlns:aink="http://schemas.microsoft.com/office/drawing/2016/ink" xmlns:am3d="http://schemas.microsoft.com/office/drawing/2017/model3d" xmlns:o="urn:schemas-microsoft-com:office:office" xmlns:oel="http://schemas.microsoft.com/office/2019/extlst" xmlns:r="http://schemas.openxmlformats.org/officeDocument/2006/relationships" xmlns:m="http://schemas.openxmlformats.org/officeDocument/2006/math" xmlns:v="urn:schemas-microsoft-com:vml" xmlns:wp14="http://schemas.microsoft.com/office/word/2010/wordprocessingDrawing" xmlns:wp="http://schemas.openxmlformats.org/drawingml/2006/wordprocessingDrawing" xmlns:w10="urn:schemas-microsoft-com:office:word" xmlns:w="http://schemas.openxmlformats.org/wordprocessingml/2006/main" xmlns:w14="http://schemas.microsoft.com/office/word/2010/wordml" xmlns:w15="http://schemas.microsoft.com/office/word/2012/wordml" xmlns:w16cex="http://schemas.microsoft.com/office/word/2018/wordml/cex" xmlns:w16cid="http://schemas.microsoft.com/office/word/2016/wordml/cid" xmlns:w16="http://schemas.microsoft.com/office/word/2018/wordml" xmlns:w16sdtdh="http://schemas.microsoft.com/office/word/2020/wordml/sdtdatahash" xmlns:w16se="http://schemas.microsoft.com/office/word/2015/wordml/symex" xmlns:wpg="http://schemas.microsoft.com/office/word/2010/wordprocessingGroup" xmlns:wpi="http://schemas.microsoft.com/office/word/2010/wordprocessingInk" xmlns:wne="http://schemas.microsoft.com/office/word/2006/wordml" xmlns:wps="http://schemas.microsoft.com/office/word/2010/wordprocessingShape" mc:Ignorable="w14 w15 w16se w16cid w16 w16cex w16sdtdh wp14">
+<w:endnotes xmlns:wpc="http://schemas.microsoft.com/office/word/2010/wordprocessingCanvas" xmlns:cx="http://schemas.microsoft.com/office/drawing/2014/chartex" xmlns:cx1="http://schemas.microsoft.com/office/drawing/2015/9/8/chartex" xmlns:cx2="http://schemas.microsoft.com/office/drawing/2015/10/21/chartex" xmlns:cx3="http://schemas.microsoft.com/office/drawing/2016/5/9/chartex" xmlns:cx4="http://schemas.microsoft.com/office/drawing/2016/5/10/chartex" xmlns:cx5="http://schemas.microsoft.com/office/drawing/2016/5/11/chartex" xmlns:cx6="http://schemas.microsoft.com/office/drawing/2016/5/12/chartex" xmlns:cx7="http://schemas.microsoft.com/office/drawing/2016/5/13/chartex" xmlns:cx8="http://schemas.microsoft.com/office/drawing/2016/5/14/chartex" xmlns:mc="http://schemas.openxmlformats.org/markup-compatibility/2006" xmlns:aink="http://schemas.microsoft.com/office/drawing/2016/ink" xmlns:am3d="http://schemas.microsoft.com/office/drawing/2017/model3d" xmlns:o="urn:schemas-microsoft-com:office:office" xmlns:oel="http://schemas.microsoft.com/office/2019/extlst" xmlns:r="http://schemas.openxmlformats.org/officeDocument/2006/relationships" xmlns:m="http://schemas.openxmlformats.org/officeDocument/2006/math" xmlns:v="urn:schemas-microsoft-com:vml" xmlns:wp14="http://schemas.microsoft.com/office/word/2010/wordprocessingDrawing" xmlns:wp="http://schemas.openxmlformats.org/drawingml/2006/wordprocessingDrawing" xmlns:w10="urn:schemas-microsoft-com:office:word" xmlns:w="http://schemas.openxmlformats.org/wordprocessingml/2006/main" xmlns:w14="http://schemas.microsoft.com/office/word/2010/wordml" xmlns:w15="http://schemas.microsoft.com/office/word/2012/wordml" xmlns:w16cex="http://schemas.microsoft.com/office/word/2018/wordml/cex" xmlns:w16cid="http://schemas.microsoft.com/office/word/2016/wordml/cid" xmlns:w16="http://schemas.microsoft.com/office/word/2018/wordml" xmlns:w16du="http://schemas.microsoft.com/office/word/2023/wordml/word16du" xmlns:w16sdtdh="http://schemas.microsoft.com/office/word/2020/wordml/sdtdatahash" xmlns:w16sdtfl="http://schemas.microsoft.com/office/word/2024/wordml/sdtformatlock" xmlns:w16se="http://schemas.microsoft.com/office/word/2015/wordml/symex" xmlns:wpg="http://schemas.microsoft.com/office/word/2010/wordprocessingGroup" xmlns:wpi="http://schemas.microsoft.com/office/word/2010/wordprocessingInk" xmlns:wne="http://schemas.microsoft.com/office/word/2006/wordml" xmlns:wps="http://schemas.microsoft.com/office/word/2010/wordprocessingShape" mc:Ignorable="w14 w15 w16se w16cid w16 w16cex w16sdtdh w16sdtfl w16du wp14">
   <w:endnote w:type="separator" w:id="-1">
     <w:p>
       <w:pPr>
@@ -173,7 +211,7 @@
 </file>
 
 <file path=word/footer1.xml><?xml version="1.0" encoding="utf-8"?>
-<w:ftr xmlns:wpc="http://schemas.microsoft.com/office/word/2010/wordprocessingCanvas" xmlns:cx="http://schemas.microsoft.com/office/drawing/2014/chartex" xmlns:cx1="http://schemas.microsoft.com/office/drawing/2015/9/8/chartex" xmlns:cx2="http://schemas.microsoft.com/office/drawing/2015/10/21/chartex" xmlns:cx3="http://schemas.microsoft.com/office/drawing/2016/5/9/chartex" xmlns:cx4="http://schemas.microsoft.com/office/drawing/2016/5/10/chartex" xmlns:cx5="http://schemas.microsoft.com/office/drawing/2016/5/11/chartex" xmlns:cx6="http://schemas.microsoft.com/office/drawing/2016/5/12/chartex" xmlns:cx7="http://schemas.microsoft.com/office/drawing/2016/5/13/chartex" xmlns:cx8="http://schemas.microsoft.com/office/drawing/2016/5/14/chartex" xmlns:mc="http://schemas.openxmlformats.org/markup-compatibility/2006" xmlns:aink="http://schemas.microsoft.com/office/drawing/2016/ink" xmlns:am3d="http://schemas.microsoft.com/office/drawing/2017/model3d" xmlns:o="urn:schemas-microsoft-com:office:office" xmlns:oel="http://schemas.microsoft.com/office/2019/extlst" xmlns:r="http://schemas.openxmlformats.org/officeDocument/2006/relationships" xmlns:m="http://schemas.openxmlformats.org/officeDocument/2006/math" xmlns:v="urn:schemas-microsoft-com:vml" xmlns:wp14="http://schemas.microsoft.com/office/word/2010/wordprocessingDrawing" xmlns:wp="http://schemas.openxmlformats.org/drawingml/2006/wordprocessingDrawing" xmlns:w10="urn:schemas-microsoft-com:office:word" xmlns:w="http://schemas.openxmlformats.org/wordprocessingml/2006/main" xmlns:w14="http://schemas.microsoft.com/office/word/2010/wordml" xmlns:w15="http://schemas.microsoft.com/office/word/2012/wordml" xmlns:w16cex="http://schemas.microsoft.com/office/word/2018/wordml/cex" xmlns:w16cid="http://schemas.microsoft.com/office/word/2016/wordml/cid" xmlns:w16="http://schemas.microsoft.com/office/word/2018/wordml" xmlns:w16sdtdh="http://schemas.microsoft.com/office/word/2020/wordml/sdtdatahash" xmlns:w16se="http://schemas.microsoft.com/office/word/2015/wordml/symex" xmlns:wpg="http://schemas.microsoft.com/office/word/2010/wordprocessingGroup" xmlns:wpi="http://schemas.microsoft.com/office/word/2010/wordprocessingInk" xmlns:wne="http://schemas.microsoft.com/office/word/2006/wordml" xmlns:wps="http://schemas.microsoft.com/office/word/2010/wordprocessingShape" mc:Ignorable="w14 w15 w16se w16cid w16 w16cex w16sdtdh wp14">
+<w:ftr xmlns:wpc="http://schemas.microsoft.com/office/word/2010/wordprocessingCanvas" xmlns:cx="http://schemas.microsoft.com/office/drawing/2014/chartex" xmlns:cx1="http://schemas.microsoft.com/office/drawing/2015/9/8/chartex" xmlns:cx2="http://schemas.microsoft.com/office/drawing/2015/10/21/chartex" xmlns:cx3="http://schemas.microsoft.com/office/drawing/2016/5/9/chartex" xmlns:cx4="http://schemas.microsoft.com/office/drawing/2016/5/10/chartex" xmlns:cx5="http://schemas.microsoft.com/office/drawing/2016/5/11/chartex" xmlns:cx6="http://schemas.microsoft.com/office/drawing/2016/5/12/chartex" xmlns:cx7="http://schemas.microsoft.com/office/drawing/2016/5/13/chartex" xmlns:cx8="http://schemas.microsoft.com/office/drawing/2016/5/14/chartex" xmlns:mc="http://schemas.openxmlformats.org/markup-compatibility/2006" xmlns:aink="http://schemas.microsoft.com/office/drawing/2016/ink" xmlns:am3d="http://schemas.microsoft.com/office/drawing/2017/model3d" xmlns:o="urn:schemas-microsoft-com:office:office" xmlns:oel="http://schemas.microsoft.com/office/2019/extlst" xmlns:r="http://schemas.openxmlformats.org/officeDocument/2006/relationships" xmlns:m="http://schemas.openxmlformats.org/officeDocument/2006/math" xmlns:v="urn:schemas-microsoft-com:vml" xmlns:wp14="http://schemas.microsoft.com/office/word/2010/wordprocessingDrawing" xmlns:wp="http://schemas.openxmlformats.org/drawingml/2006/wordprocessingDrawing" xmlns:w10="urn:schemas-microsoft-com:office:word" xmlns:w="http://schemas.openxmlformats.org/wordprocessingml/2006/main" xmlns:w14="http://schemas.microsoft.com/office/word/2010/wordml" xmlns:w15="http://schemas.microsoft.com/office/word/2012/wordml" xmlns:w16cex="http://schemas.microsoft.com/office/word/2018/wordml/cex" xmlns:w16cid="http://schemas.microsoft.com/office/word/2016/wordml/cid" xmlns:w16="http://schemas.microsoft.com/office/word/2018/wordml" xmlns:w16du="http://schemas.microsoft.com/office/word/2023/wordml/word16du" xmlns:w16sdtdh="http://schemas.microsoft.com/office/word/2020/wordml/sdtdatahash" xmlns:w16sdtfl="http://schemas.microsoft.com/office/word/2024/wordml/sdtformatlock" xmlns:w16se="http://schemas.microsoft.com/office/word/2015/wordml/symex" xmlns:wpg="http://schemas.microsoft.com/office/word/2010/wordprocessingGroup" xmlns:wpi="http://schemas.microsoft.com/office/word/2010/wordprocessingInk" xmlns:wne="http://schemas.microsoft.com/office/word/2006/wordml" xmlns:wps="http://schemas.microsoft.com/office/word/2010/wordprocessingShape" mc:Ignorable="w14 w15 w16se w16cid w16 w16cex w16sdtdh w16sdtfl w16du wp14">
   <w:p>
     <w:pPr>
       <w:pStyle w:val="Footer"/>
@@ -183,7 +221,7 @@
 </file>
 
 <file path=word/footer2.xml><?xml version="1.0" encoding="utf-8"?>
-<w:ftr xmlns:wpc="http://schemas.microsoft.com/office/word/2010/wordprocessingCanvas" xmlns:cx="http://schemas.microsoft.com/office/drawing/2014/chartex" xmlns:cx1="http://schemas.microsoft.com/office/drawing/2015/9/8/chartex" xmlns:cx2="http://schemas.microsoft.com/office/drawing/2015/10/21/chartex" xmlns:cx3="http://schemas.microsoft.com/office/drawing/2016/5/9/chartex" xmlns:cx4="http://schemas.microsoft.com/office/drawing/2016/5/10/chartex" xmlns:cx5="http://schemas.microsoft.com/office/drawing/2016/5/11/chartex" xmlns:cx6="http://schemas.microsoft.com/office/drawing/2016/5/12/chartex" xmlns:cx7="http://schemas.microsoft.com/office/drawing/2016/5/13/chartex" xmlns:cx8="http://schemas.microsoft.com/office/drawing/2016/5/14/chartex" xmlns:mc="http://schemas.openxmlformats.org/markup-compatibility/2006" xmlns:aink="http://schemas.microsoft.com/office/drawing/2016/ink" xmlns:am3d="http://schemas.microsoft.com/office/drawing/2017/model3d" xmlns:o="urn:schemas-microsoft-com:office:office" xmlns:oel="http://schemas.microsoft.com/office/2019/extlst" xmlns:r="http://schemas.openxmlformats.org/officeDocument/2006/relationships" xmlns:m="http://schemas.openxmlformats.org/officeDocument/2006/math" xmlns:v="urn:schemas-microsoft-com:vml" xmlns:wp14="http://schemas.microsoft.com/office/word/2010/wordprocessingDrawing" xmlns:wp="http://schemas.openxmlformats.org/drawingml/2006/wordprocessingDrawing" xmlns:w10="urn:schemas-microsoft-com:office:word" xmlns:w="http://schemas.openxmlformats.org/wordprocessingml/2006/main" xmlns:w14="http://schemas.microsoft.com/office/word/2010/wordml" xmlns:w15="http://schemas.microsoft.com/office/word/2012/wordml" xmlns:w16cex="http://schemas.microsoft.com/office/word/2018/wordml/cex" xmlns:w16cid="http://schemas.microsoft.com/office/word/2016/wordml/cid" xmlns:w16="http://schemas.microsoft.com/office/word/2018/wordml" xmlns:w16sdtdh="http://schemas.microsoft.com/office/word/2020/wordml/sdtdatahash" xmlns:w16se="http://schemas.microsoft.com/office/word/2015/wordml/symex" xmlns:wpg="http://schemas.microsoft.com/office/word/2010/wordprocessingGroup" xmlns:wpi="http://schemas.microsoft.com/office/word/2010/wordprocessingInk" xmlns:wne="http://schemas.microsoft.com/office/word/2006/wordml" xmlns:wps="http://schemas.microsoft.com/office/word/2010/wordprocessingShape" mc:Ignorable="w14 w15 w16se w16cid w16 w16cex w16sdtdh wp14">
+<w:ftr xmlns:wpc="http://schemas.microsoft.com/office/word/2010/wordprocessingCanvas" xmlns:cx="http://schemas.microsoft.com/office/drawing/2014/chartex" xmlns:cx1="http://schemas.microsoft.com/office/drawing/2015/9/8/chartex" xmlns:cx2="http://schemas.microsoft.com/office/drawing/2015/10/21/chartex" xmlns:cx3="http://schemas.microsoft.com/office/drawing/2016/5/9/chartex" xmlns:cx4="http://schemas.microsoft.com/office/drawing/2016/5/10/chartex" xmlns:cx5="http://schemas.microsoft.com/office/drawing/2016/5/11/chartex" xmlns:cx6="http://schemas.microsoft.com/office/drawing/2016/5/12/chartex" xmlns:cx7="http://schemas.microsoft.com/office/drawing/2016/5/13/chartex" xmlns:cx8="http://schemas.microsoft.com/office/drawing/2016/5/14/chartex" xmlns:mc="http://schemas.openxmlformats.org/markup-compatibility/2006" xmlns:aink="http://schemas.microsoft.com/office/drawing/2016/ink" xmlns:am3d="http://schemas.microsoft.com/office/drawing/2017/model3d" xmlns:o="urn:schemas-microsoft-com:office:office" xmlns:oel="http://schemas.microsoft.com/office/2019/extlst" xmlns:r="http://schemas.openxmlformats.org/officeDocument/2006/relationships" xmlns:m="http://schemas.openxmlformats.org/officeDocument/2006/math" xmlns:v="urn:schemas-microsoft-com:vml" xmlns:wp14="http://schemas.microsoft.com/office/word/2010/wordprocessingDrawing" xmlns:wp="http://schemas.openxmlformats.org/drawingml/2006/wordprocessingDrawing" xmlns:w10="urn:schemas-microsoft-com:office:word" xmlns:w="http://schemas.openxmlformats.org/wordprocessingml/2006/main" xmlns:w14="http://schemas.microsoft.com/office/word/2010/wordml" xmlns:w15="http://schemas.microsoft.com/office/word/2012/wordml" xmlns:w16cex="http://schemas.microsoft.com/office/word/2018/wordml/cex" xmlns:w16cid="http://schemas.microsoft.com/office/word/2016/wordml/cid" xmlns:w16="http://schemas.microsoft.com/office/word/2018/wordml" xmlns:w16du="http://schemas.microsoft.com/office/word/2023/wordml/word16du" xmlns:w16sdtdh="http://schemas.microsoft.com/office/word/2020/wordml/sdtdatahash" xmlns:w16sdtfl="http://schemas.microsoft.com/office/word/2024/wordml/sdtformatlock" xmlns:w16se="http://schemas.microsoft.com/office/word/2015/wordml/symex" xmlns:wpg="http://schemas.microsoft.com/office/word/2010/wordprocessingGroup" xmlns:wpi="http://schemas.microsoft.com/office/word/2010/wordprocessingInk" xmlns:wne="http://schemas.microsoft.com/office/word/2006/wordml" xmlns:wps="http://schemas.microsoft.com/office/word/2010/wordprocessingShape" mc:Ignorable="w14 w15 w16se w16cid w16 w16cex w16sdtdh w16sdtfl w16du wp14">
   <w:p>
     <w:pPr>
       <w:pStyle w:val="Footer"/>
@@ -193,7 +231,7 @@
 </file>
 
 <file path=word/footer3.xml><?xml version="1.0" encoding="utf-8"?>
-<w:ftr xmlns:wpc="http://schemas.microsoft.com/office/word/2010/wordprocessingCanvas" xmlns:cx="http://schemas.microsoft.com/office/drawing/2014/chartex" xmlns:cx1="http://schemas.microsoft.com/office/drawing/2015/9/8/chartex" xmlns:cx2="http://schemas.microsoft.com/office/drawing/2015/10/21/chartex" xmlns:cx3="http://schemas.microsoft.com/office/drawing/2016/5/9/chartex" xmlns:cx4="http://schemas.microsoft.com/office/drawing/2016/5/10/chartex" xmlns:cx5="http://schemas.microsoft.com/office/drawing/2016/5/11/chartex" xmlns:cx6="http://schemas.microsoft.com/office/drawing/2016/5/12/chartex" xmlns:cx7="http://schemas.microsoft.com/office/drawing/2016/5/13/chartex" xmlns:cx8="http://schemas.microsoft.com/office/drawing/2016/5/14/chartex" xmlns:mc="http://schemas.openxmlformats.org/markup-compatibility/2006" xmlns:aink="http://schemas.microsoft.com/office/drawing/2016/ink" xmlns:am3d="http://schemas.microsoft.com/office/drawing/2017/model3d" xmlns:o="urn:schemas-microsoft-com:office:office" xmlns:oel="http://schemas.microsoft.com/office/2019/extlst" xmlns:r="http://schemas.openxmlformats.org/officeDocument/2006/relationships" xmlns:m="http://schemas.openxmlformats.org/officeDocument/2006/math" xmlns:v="urn:schemas-microsoft-com:vml" xmlns:wp14="http://schemas.microsoft.com/office/word/2010/wordprocessingDrawing" xmlns:wp="http://schemas.openxmlformats.org/drawingml/2006/wordprocessingDrawing" xmlns:w10="urn:schemas-microsoft-com:office:word" xmlns:w="http://schemas.openxmlformats.org/wordprocessingml/2006/main" xmlns:w14="http://schemas.microsoft.com/office/word/2010/wordml" xmlns:w15="http://schemas.microsoft.com/office/word/2012/wordml" xmlns:w16cex="http://schemas.microsoft.com/office/word/2018/wordml/cex" xmlns:w16cid="http://schemas.microsoft.com/office/word/2016/wordml/cid" xmlns:w16="http://schemas.microsoft.com/office/word/2018/wordml" xmlns:w16sdtdh="http://schemas.microsoft.com/office/word/2020/wordml/sdtdatahash" xmlns:w16se="http://schemas.microsoft.com/office/word/2015/wordml/symex" xmlns:wpg="http://schemas.microsoft.com/office/word/2010/wordprocessingGroup" xmlns:wpi="http://schemas.microsoft.com/office/word/2010/wordprocessingInk" xmlns:wne="http://schemas.microsoft.com/office/word/2006/wordml" xmlns:wps="http://schemas.microsoft.com/office/word/2010/wordprocessingShape" mc:Ignorable="w14 w15 w16se w16cid w16 w16cex w16sdtdh wp14">
+<w:ftr xmlns:wpc="http://schemas.microsoft.com/office/word/2010/wordprocessingCanvas" xmlns:cx="http://schemas.microsoft.com/office/drawing/2014/chartex" xmlns:cx1="http://schemas.microsoft.com/office/drawing/2015/9/8/chartex" xmlns:cx2="http://schemas.microsoft.com/office/drawing/2015/10/21/chartex" xmlns:cx3="http://schemas.microsoft.com/office/drawing/2016/5/9/chartex" xmlns:cx4="http://schemas.microsoft.com/office/drawing/2016/5/10/chartex" xmlns:cx5="http://schemas.microsoft.com/office/drawing/2016/5/11/chartex" xmlns:cx6="http://schemas.microsoft.com/office/drawing/2016/5/12/chartex" xmlns:cx7="http://schemas.microsoft.com/office/drawing/2016/5/13/chartex" xmlns:cx8="http://schemas.microsoft.com/office/drawing/2016/5/14/chartex" xmlns:mc="http://schemas.openxmlformats.org/markup-compatibility/2006" xmlns:aink="http://schemas.microsoft.com/office/drawing/2016/ink" xmlns:am3d="http://schemas.microsoft.com/office/drawing/2017/model3d" xmlns:o="urn:schemas-microsoft-com:office:office" xmlns:oel="http://schemas.microsoft.com/office/2019/extlst" xmlns:r="http://schemas.openxmlformats.org/officeDocument/2006/relationships" xmlns:m="http://schemas.openxmlformats.org/officeDocument/2006/math" xmlns:v="urn:schemas-microsoft-com:vml" xmlns:wp14="http://schemas.microsoft.com/office/word/2010/wordprocessingDrawing" xmlns:wp="http://schemas.openxmlformats.org/drawingml/2006/wordprocessingDrawing" xmlns:w10="urn:schemas-microsoft-com:office:word" xmlns:w="http://schemas.openxmlformats.org/wordprocessingml/2006/main" xmlns:w14="http://schemas.microsoft.com/office/word/2010/wordml" xmlns:w15="http://schemas.microsoft.com/office/word/2012/wordml" xmlns:w16cex="http://schemas.microsoft.com/office/word/2018/wordml/cex" xmlns:w16cid="http://schemas.microsoft.com/office/word/2016/wordml/cid" xmlns:w16="http://schemas.microsoft.com/office/word/2018/wordml" xmlns:w16du="http://schemas.microsoft.com/office/word/2023/wordml/word16du" xmlns:w16sdtdh="http://schemas.microsoft.com/office/word/2020/wordml/sdtdatahash" xmlns:w16sdtfl="http://schemas.microsoft.com/office/word/2024/wordml/sdtformatlock" xmlns:w16se="http://schemas.microsoft.com/office/word/2015/wordml/symex" xmlns:wpg="http://schemas.microsoft.com/office/word/2010/wordprocessingGroup" xmlns:wpi="http://schemas.microsoft.com/office/word/2010/wordprocessingInk" xmlns:wne="http://schemas.microsoft.com/office/word/2006/wordml" xmlns:wps="http://schemas.microsoft.com/office/word/2010/wordprocessingShape" mc:Ignorable="w14 w15 w16se w16cid w16 w16cex w16sdtdh w16sdtfl w16du wp14">
   <w:p>
     <w:pPr>
       <w:pStyle w:val="Footer"/>
@@ -203,7 +241,7 @@
 </file>
 
 <file path=word/footnotes.xml><?xml version="1.0" encoding="utf-8"?>
-<w:footnotes xmlns:wpc="http://schemas.microsoft.com/office/word/2010/wordprocessingCanvas" xmlns:cx="http://schemas.microsoft.com/office/drawing/2014/chartex" xmlns:cx1="http://schemas.microsoft.com/office/drawing/2015/9/8/chartex" xmlns:cx2="http://schemas.microsoft.com/office/drawing/2015/10/21/chartex" xmlns:cx3="http://schemas.microsoft.com/office/drawing/2016/5/9/chartex" xmlns:cx4="http://schemas.microsoft.com/office/drawing/2016/5/10/chartex" xmlns:cx5="http://schemas.microsoft.com/office/drawing/2016/5/11/chartex" xmlns:cx6="http://schemas.microsoft.com/office/drawing/2016/5/12/chartex" xmlns:cx7="http://schemas.microsoft.com/office/drawing/2016/5/13/chartex" xmlns:cx8="http://schemas.microsoft.com/office/drawing/2016/5/14/chartex" xmlns:mc="http://schemas.openxmlformats.org/markup-compatibility/2006" xmlns:aink="http://schemas.microsoft.com/office/drawing/2016/ink" xmlns:am3d="http://schemas.microsoft.com/office/drawing/2017/model3d" xmlns:o="urn:schemas-microsoft-com:office:office" xmlns:oel="http://schemas.microsoft.com/office/2019/extlst" xmlns:r="http://schemas.openxmlformats.org/officeDocument/2006/relationships" xmlns:m="http://schemas.openxmlformats.org/officeDocument/2006/math" xmlns:v="urn:schemas-microsoft-com:vml" xmlns:wp14="http://schemas.microsoft.com/office/word/2010/wordprocessingDrawing" xmlns:wp="http://schemas.openxmlformats.org/drawingml/2006/wordprocessingDrawing" xmlns:w10="urn:schemas-microsoft-com:office:word" xmlns:w="http://schemas.openxmlformats.org/wordprocessingml/2006/main" xmlns:w14="http://schemas.microsoft.com/office/word/2010/wordml" xmlns:w15="http://schemas.microsoft.com/office/word/2012/wordml" xmlns:w16cex="http://schemas.microsoft.com/office/word/2018/wordml/cex" xmlns:w16cid="http://schemas.microsoft.com/office/word/2016/wordml/cid" xmlns:w16="http://schemas.microsoft.com/office/word/2018/wordml" xmlns:w16sdtdh="http://schemas.microsoft.com/office/word/2020/wordml/sdtdatahash" xmlns:w16se="http://schemas.microsoft.com/office/word/2015/wordml/symex" xmlns:wpg="http://schemas.microsoft.com/office/word/2010/wordprocessingGroup" xmlns:wpi="http://schemas.microsoft.com/office/word/2010/wordprocessingInk" xmlns:wne="http://schemas.microsoft.com/office/word/2006/wordml" xmlns:wps="http://schemas.microsoft.com/office/word/2010/wordprocessingShape" mc:Ignorable="w14 w15 w16se w16cid w16 w16cex w16sdtdh wp14">
+<w:footnotes xmlns:wpc="http://schemas.microsoft.com/office/word/2010/wordprocessingCanvas" xmlns:cx="http://schemas.microsoft.com/office/drawing/2014/chartex" xmlns:cx1="http://schemas.microsoft.com/office/drawing/2015/9/8/chartex" xmlns:cx2="http://schemas.microsoft.com/office/drawing/2015/10/21/chartex" xmlns:cx3="http://schemas.microsoft.com/office/drawing/2016/5/9/chartex" xmlns:cx4="http://schemas.microsoft.com/office/drawing/2016/5/10/chartex" xmlns:cx5="http://schemas.microsoft.com/office/drawing/2016/5/11/chartex" xmlns:cx6="http://schemas.microsoft.com/office/drawing/2016/5/12/chartex" xmlns:cx7="http://schemas.microsoft.com/office/drawing/2016/5/13/chartex" xmlns:cx8="http://schemas.microsoft.com/office/drawing/2016/5/14/chartex" xmlns:mc="http://schemas.openxmlformats.org/markup-compatibility/2006" xmlns:aink="http://schemas.microsoft.com/office/drawing/2016/ink" xmlns:am3d="http://schemas.microsoft.com/office/drawing/2017/model3d" xmlns:o="urn:schemas-microsoft-com:office:office" xmlns:oel="http://schemas.microsoft.com/office/2019/extlst" xmlns:r="http://schemas.openxmlformats.org/officeDocument/2006/relationships" xmlns:m="http://schemas.openxmlformats.org/officeDocument/2006/math" xmlns:v="urn:schemas-microsoft-com:vml" xmlns:wp14="http://schemas.microsoft.com/office/word/2010/wordprocessingDrawing" xmlns:wp="http://schemas.openxmlformats.org/drawingml/2006/wordprocessingDrawing" xmlns:w10="urn:schemas-microsoft-com:office:word" xmlns:w="http://schemas.openxmlformats.org/wordprocessingml/2006/main" xmlns:w14="http://schemas.microsoft.com/office/word/2010/wordml" xmlns:w15="http://schemas.microsoft.com/office/word/2012/wordml" xmlns:w16cex="http://schemas.microsoft.com/office/word/2018/wordml/cex" xmlns:w16cid="http://schemas.microsoft.com/office/word/2016/wordml/cid" xmlns:w16="http://schemas.microsoft.com/office/word/2018/wordml" xmlns:w16du="http://schemas.microsoft.com/office/word/2023/wordml/word16du" xmlns:w16sdtdh="http://schemas.microsoft.com/office/word/2020/wordml/sdtdatahash" xmlns:w16sdtfl="http://schemas.microsoft.com/office/word/2024/wordml/sdtformatlock" xmlns:w16se="http://schemas.microsoft.com/office/word/2015/wordml/symex" xmlns:wpg="http://schemas.microsoft.com/office/word/2010/wordprocessingGroup" xmlns:wpi="http://schemas.microsoft.com/office/word/2010/wordprocessingInk" xmlns:wne="http://schemas.microsoft.com/office/word/2006/wordml" xmlns:wps="http://schemas.microsoft.com/office/word/2010/wordprocessingShape" mc:Ignorable="w14 w15 w16se w16cid w16 w16cex w16sdtdh w16sdtfl w16du wp14">
   <w:footnote w:type="separator" w:id="-1">
     <w:p>
       <w:pPr>
@@ -228,7 +266,7 @@
 </file>
 
 <file path=word/header1.xml><?xml version="1.0" encoding="utf-8"?>
-<w:hdr xmlns:wpc="http://schemas.microsoft.com/office/word/2010/wordprocessingCanvas" xmlns:cx="http://schemas.microsoft.com/office/drawing/2014/chartex" xmlns:cx1="http://schemas.microsoft.com/office/drawing/2015/9/8/chartex" xmlns:cx2="http://schemas.microsoft.com/office/drawing/2015/10/21/chartex" xmlns:cx3="http://schemas.microsoft.com/office/drawing/2016/5/9/chartex" xmlns:cx4="http://schemas.microsoft.com/office/drawing/2016/5/10/chartex" xmlns:cx5="http://schemas.microsoft.com/office/drawing/2016/5/11/chartex" xmlns:cx6="http://schemas.microsoft.com/office/drawing/2016/5/12/chartex" xmlns:cx7="http://schemas.microsoft.com/office/drawing/2016/5/13/chartex" xmlns:cx8="http://schemas.microsoft.com/office/drawing/2016/5/14/chartex" xmlns:mc="http://schemas.openxmlformats.org/markup-compatibility/2006" xmlns:aink="http://schemas.microsoft.com/office/drawing/2016/ink" xmlns:am3d="http://schemas.microsoft.com/office/drawing/2017/model3d" xmlns:o="urn:schemas-microsoft-com:office:office" xmlns:oel="http://schemas.microsoft.com/office/2019/extlst" xmlns:r="http://schemas.openxmlformats.org/officeDocument/2006/relationships" xmlns:m="http://schemas.openxmlformats.org/officeDocument/2006/math" xmlns:v="urn:schemas-microsoft-com:vml" xmlns:wp14="http://schemas.microsoft.com/office/word/2010/wordprocessingDrawing" xmlns:wp="http://schemas.openxmlformats.org/drawingml/2006/wordprocessingDrawing" xmlns:w10="urn:schemas-microsoft-com:office:word" xmlns:w="http://schemas.openxmlformats.org/wordprocessingml/2006/main" xmlns:w14="http://schemas.microsoft.com/office/word/2010/wordml" xmlns:w15="http://schemas.microsoft.com/office/word/2012/wordml" xmlns:w16cex="http://schemas.microsoft.com/office/word/2018/wordml/cex" xmlns:w16cid="http://schemas.microsoft.com/office/word/2016/wordml/cid" xmlns:w16="http://schemas.microsoft.com/office/word/2018/wordml" xmlns:w16sdtdh="http://schemas.microsoft.com/office/word/2020/wordml/sdtdatahash" xmlns:w16se="http://schemas.microsoft.com/office/word/2015/wordml/symex" xmlns:wpg="http://schemas.microsoft.com/office/word/2010/wordprocessingGroup" xmlns:wpi="http://schemas.microsoft.com/office/word/2010/wordprocessingInk" xmlns:wne="http://schemas.microsoft.com/office/word/2006/wordml" xmlns:wps="http://schemas.microsoft.com/office/word/2010/wordprocessingShape" mc:Ignorable="w14 w15 w16se w16cid w16 w16cex w16sdtdh wp14">
+<w:hdr xmlns:wpc="http://schemas.microsoft.com/office/word/2010/wordprocessingCanvas" xmlns:cx="http://schemas.microsoft.com/office/drawing/2014/chartex" xmlns:cx1="http://schemas.microsoft.com/office/drawing/2015/9/8/chartex" xmlns:cx2="http://schemas.microsoft.com/office/drawing/2015/10/21/chartex" xmlns:cx3="http://schemas.microsoft.com/office/drawing/2016/5/9/chartex" xmlns:cx4="http://schemas.microsoft.com/office/drawing/2016/5/10/chartex" xmlns:cx5="http://schemas.microsoft.com/office/drawing/2016/5/11/chartex" xmlns:cx6="http://schemas.microsoft.com/office/drawing/2016/5/12/chartex" xmlns:cx7="http://schemas.microsoft.com/office/drawing/2016/5/13/chartex" xmlns:cx8="http://schemas.microsoft.com/office/drawing/2016/5/14/chartex" xmlns:mc="http://schemas.openxmlformats.org/markup-compatibility/2006" xmlns:aink="http://schemas.microsoft.com/office/drawing/2016/ink" xmlns:am3d="http://schemas.microsoft.com/office/drawing/2017/model3d" xmlns:o="urn:schemas-microsoft-com:office:office" xmlns:oel="http://schemas.microsoft.com/office/2019/extlst" xmlns:r="http://schemas.openxmlformats.org/officeDocument/2006/relationships" xmlns:m="http://schemas.openxmlformats.org/officeDocument/2006/math" xmlns:v="urn:schemas-microsoft-com:vml" xmlns:wp14="http://schemas.microsoft.com/office/word/2010/wordprocessingDrawing" xmlns:wp="http://schemas.openxmlformats.org/drawingml/2006/wordprocessingDrawing" xmlns:w10="urn:schemas-microsoft-com:office:word" xmlns:w="http://schemas.openxmlformats.org/wordprocessingml/2006/main" xmlns:w14="http://schemas.microsoft.com/office/word/2010/wordml" xmlns:w15="http://schemas.microsoft.com/office/word/2012/wordml" xmlns:w16cex="http://schemas.microsoft.com/office/word/2018/wordml/cex" xmlns:w16cid="http://schemas.microsoft.com/office/word/2016/wordml/cid" xmlns:w16="http://schemas.microsoft.com/office/word/2018/wordml" xmlns:w16du="http://schemas.microsoft.com/office/word/2023/wordml/word16du" xmlns:w16sdtdh="http://schemas.microsoft.com/office/word/2020/wordml/sdtdatahash" xmlns:w16sdtfl="http://schemas.microsoft.com/office/word/2024/wordml/sdtformatlock" xmlns:w16se="http://schemas.microsoft.com/office/word/2015/wordml/symex" xmlns:wpg="http://schemas.microsoft.com/office/word/2010/wordprocessingGroup" xmlns:wpi="http://schemas.microsoft.com/office/word/2010/wordprocessingInk" xmlns:wne="http://schemas.microsoft.com/office/word/2006/wordml" xmlns:wps="http://schemas.microsoft.com/office/word/2010/wordprocessingShape" mc:Ignorable="w14 w15 w16se w16cid w16 w16cex w16sdtdh w16sdtfl w16du wp14">
   <w:p>
     <w:pPr>
       <w:pStyle w:val="Header"/>
@@ -238,7 +276,7 @@
 </file>
 
 <file path=word/header2.xml><?xml version="1.0" encoding="utf-8"?>
-<w:hdr xmlns:wpc="http://schemas.microsoft.com/office/word/2010/wordprocessingCanvas" xmlns:cx="http://schemas.microsoft.com/office/drawing/2014/chartex" xmlns:cx1="http://schemas.microsoft.com/office/drawing/2015/9/8/chartex" xmlns:cx2="http://schemas.microsoft.com/office/drawing/2015/10/21/chartex" xmlns:cx3="http://schemas.microsoft.com/office/drawing/2016/5/9/chartex" xmlns:cx4="http://schemas.microsoft.com/office/drawing/2016/5/10/chartex" xmlns:cx5="http://schemas.microsoft.com/office/drawing/2016/5/11/chartex" xmlns:cx6="http://schemas.microsoft.com/office/drawing/2016/5/12/chartex" xmlns:cx7="http://schemas.microsoft.com/office/drawing/2016/5/13/chartex" xmlns:cx8="http://schemas.microsoft.com/office/drawing/2016/5/14/chartex" xmlns:mc="http://schemas.openxmlformats.org/markup-compatibility/2006" xmlns:aink="http://schemas.microsoft.com/office/drawing/2016/ink" xmlns:am3d="http://schemas.microsoft.com/office/drawing/2017/model3d" xmlns:o="urn:schemas-microsoft-com:office:office" xmlns:oel="http://schemas.microsoft.com/office/2019/extlst" xmlns:r="http://schemas.openxmlformats.org/officeDocument/2006/relationships" xmlns:m="http://schemas.openxmlformats.org/officeDocument/2006/math" xmlns:v="urn:schemas-microsoft-com:vml" xmlns:wp14="http://schemas.microsoft.com/office/word/2010/wordprocessingDrawing" xmlns:wp="http://schemas.openxmlformats.org/drawingml/2006/wordprocessingDrawing" xmlns:w10="urn:schemas-microsoft-com:office:word" xmlns:w="http://schemas.openxmlformats.org/wordprocessingml/2006/main" xmlns:w14="http://schemas.microsoft.com/office/word/2010/wordml" xmlns:w15="http://schemas.microsoft.com/office/word/2012/wordml" xmlns:w16cex="http://schemas.microsoft.com/office/word/2018/wordml/cex" xmlns:w16cid="http://schemas.microsoft.com/office/word/2016/wordml/cid" xmlns:w16="http://schemas.microsoft.com/office/word/2018/wordml" xmlns:w16sdtdh="http://schemas.microsoft.com/office/word/2020/wordml/sdtdatahash" xmlns:w16se="http://schemas.microsoft.com/office/word/2015/wordml/symex" xmlns:wpg="http://schemas.microsoft.com/office/word/2010/wordprocessingGroup" xmlns:wpi="http://schemas.microsoft.com/office/word/2010/wordprocessingInk" xmlns:wne="http://schemas.microsoft.com/office/word/2006/wordml" xmlns:wps="http://schemas.microsoft.com/office/word/2010/wordprocessingShape" mc:Ignorable="w14 w15 w16se w16cid w16 w16cex w16sdtdh wp14">
+<w:hdr xmlns:wpc="http://schemas.microsoft.com/office/word/2010/wordprocessingCanvas" xmlns:cx="http://schemas.microsoft.com/office/drawing/2014/chartex" xmlns:cx1="http://schemas.microsoft.com/office/drawing/2015/9/8/chartex" xmlns:cx2="http://schemas.microsoft.com/office/drawing/2015/10/21/chartex" xmlns:cx3="http://schemas.microsoft.com/office/drawing/2016/5/9/chartex" xmlns:cx4="http://schemas.microsoft.com/office/drawing/2016/5/10/chartex" xmlns:cx5="http://schemas.microsoft.com/office/drawing/2016/5/11/chartex" xmlns:cx6="http://schemas.microsoft.com/office/drawing/2016/5/12/chartex" xmlns:cx7="http://schemas.microsoft.com/office/drawing/2016/5/13/chartex" xmlns:cx8="http://schemas.microsoft.com/office/drawing/2016/5/14/chartex" xmlns:mc="http://schemas.openxmlformats.org/markup-compatibility/2006" xmlns:aink="http://schemas.microsoft.com/office/drawing/2016/ink" xmlns:am3d="http://schemas.microsoft.com/office/drawing/2017/model3d" xmlns:o="urn:schemas-microsoft-com:office:office" xmlns:oel="http://schemas.microsoft.com/office/2019/extlst" xmlns:r="http://schemas.openxmlformats.org/officeDocument/2006/relationships" xmlns:m="http://schemas.openxmlformats.org/officeDocument/2006/math" xmlns:v="urn:schemas-microsoft-com:vml" xmlns:wp14="http://schemas.microsoft.com/office/word/2010/wordprocessingDrawing" xmlns:wp="http://schemas.openxmlformats.org/drawingml/2006/wordprocessingDrawing" xmlns:w10="urn:schemas-microsoft-com:office:word" xmlns:w="http://schemas.openxmlformats.org/wordprocessingml/2006/main" xmlns:w14="http://schemas.microsoft.com/office/word/2010/wordml" xmlns:w15="http://schemas.microsoft.com/office/word/2012/wordml" xmlns:w16cex="http://schemas.microsoft.com/office/word/2018/wordml/cex" xmlns:w16cid="http://schemas.microsoft.com/office/word/2016/wordml/cid" xmlns:w16="http://schemas.microsoft.com/office/word/2018/wordml" xmlns:w16du="http://schemas.microsoft.com/office/word/2023/wordml/word16du" xmlns:w16sdtdh="http://schemas.microsoft.com/office/word/2020/wordml/sdtdatahash" xmlns:w16sdtfl="http://schemas.microsoft.com/office/word/2024/wordml/sdtformatlock" xmlns:w16se="http://schemas.microsoft.com/office/word/2015/wordml/symex" xmlns:wpg="http://schemas.microsoft.com/office/word/2010/wordprocessingGroup" xmlns:wpi="http://schemas.microsoft.com/office/word/2010/wordprocessingInk" xmlns:wne="http://schemas.microsoft.com/office/word/2006/wordml" xmlns:wps="http://schemas.microsoft.com/office/word/2010/wordprocessingShape" mc:Ignorable="w14 w15 w16se w16cid w16 w16cex w16sdtdh w16sdtfl w16du wp14">
   <w:p>
     <w:pPr>
       <w:pStyle w:val="Header"/>
@@ -249,7 +287,7 @@
 </file>
 
 <file path=word/header3.xml><?xml version="1.0" encoding="utf-8"?>
-<w:hdr xmlns:wpc="http://schemas.microsoft.com/office/word/2010/wordprocessingCanvas" xmlns:cx="http://schemas.microsoft.com/office/drawing/2014/chartex" xmlns:cx1="http://schemas.microsoft.com/office/drawing/2015/9/8/chartex" xmlns:cx2="http://schemas.microsoft.com/office/drawing/2015/10/21/chartex" xmlns:cx3="http://schemas.microsoft.com/office/drawing/2016/5/9/chartex" xmlns:cx4="http://schemas.microsoft.com/office/drawing/2016/5/10/chartex" xmlns:cx5="http://schemas.microsoft.com/office/drawing/2016/5/11/chartex" xmlns:cx6="http://schemas.microsoft.com/office/drawing/2016/5/12/chartex" xmlns:cx7="http://schemas.microsoft.com/office/drawing/2016/5/13/chartex" xmlns:cx8="http://schemas.microsoft.com/office/drawing/2016/5/14/chartex" xmlns:mc="http://schemas.openxmlformats.org/markup-compatibility/2006" xmlns:aink="http://schemas.microsoft.com/office/drawing/2016/ink" xmlns:am3d="http://schemas.microsoft.com/office/drawing/2017/model3d" xmlns:o="urn:schemas-microsoft-com:office:office" xmlns:oel="http://schemas.microsoft.com/office/2019/extlst" xmlns:r="http://schemas.openxmlformats.org/officeDocument/2006/relationships" xmlns:m="http://schemas.openxmlformats.org/officeDocument/2006/math" xmlns:v="urn:schemas-microsoft-com:vml" xmlns:wp14="http://schemas.microsoft.com/office/word/2010/wordprocessingDrawing" xmlns:wp="http://schemas.openxmlformats.org/drawingml/2006/wordprocessingDrawing" xmlns:w10="urn:schemas-microsoft-com:office:word" xmlns:w="http://schemas.openxmlformats.org/wordprocessingml/2006/main" xmlns:w14="http://schemas.microsoft.com/office/word/2010/wordml" xmlns:w15="http://schemas.microsoft.com/office/word/2012/wordml" xmlns:w16cex="http://schemas.microsoft.com/office/word/2018/wordml/cex" xmlns:w16cid="http://schemas.microsoft.com/office/word/2016/wordml/cid" xmlns:w16="http://schemas.microsoft.com/office/word/2018/wordml" xmlns:w16sdtdh="http://schemas.microsoft.com/office/word/2020/wordml/sdtdatahash" xmlns:w16se="http://schemas.microsoft.com/office/word/2015/wordml/symex" xmlns:wpg="http://schemas.microsoft.com/office/word/2010/wordprocessingGroup" xmlns:wpi="http://schemas.microsoft.com/office/word/2010/wordprocessingInk" xmlns:wne="http://schemas.microsoft.com/office/word/2006/wordml" xmlns:wps="http://schemas.microsoft.com/office/word/2010/wordprocessingShape" mc:Ignorable="w14 w15 w16se w16cid w16 w16cex w16sdtdh wp14">
+<w:hdr xmlns:wpc="http://schemas.microsoft.com/office/word/2010/wordprocessingCanvas" xmlns:cx="http://schemas.microsoft.com/office/drawing/2014/chartex" xmlns:cx1="http://schemas.microsoft.com/office/drawing/2015/9/8/chartex" xmlns:cx2="http://schemas.microsoft.com/office/drawing/2015/10/21/chartex" xmlns:cx3="http://schemas.microsoft.com/office/drawing/2016/5/9/chartex" xmlns:cx4="http://schemas.microsoft.com/office/drawing/2016/5/10/chartex" xmlns:cx5="http://schemas.microsoft.com/office/drawing/2016/5/11/chartex" xmlns:cx6="http://schemas.microsoft.com/office/drawing/2016/5/12/chartex" xmlns:cx7="http://schemas.microsoft.com/office/drawing/2016/5/13/chartex" xmlns:cx8="http://schemas.microsoft.com/office/drawing/2016/5/14/chartex" xmlns:mc="http://schemas.openxmlformats.org/markup-compatibility/2006" xmlns:aink="http://schemas.microsoft.com/office/drawing/2016/ink" xmlns:am3d="http://schemas.microsoft.com/office/drawing/2017/model3d" xmlns:o="urn:schemas-microsoft-com:office:office" xmlns:oel="http://schemas.microsoft.com/office/2019/extlst" xmlns:r="http://schemas.openxmlformats.org/officeDocument/2006/relationships" xmlns:m="http://schemas.openxmlformats.org/officeDocument/2006/math" xmlns:v="urn:schemas-microsoft-com:vml" xmlns:wp14="http://schemas.microsoft.com/office/word/2010/wordprocessingDrawing" xmlns:wp="http://schemas.openxmlformats.org/drawingml/2006/wordprocessingDrawing" xmlns:w10="urn:schemas-microsoft-com:office:word" xmlns:w="http://schemas.openxmlformats.org/wordprocessingml/2006/main" xmlns:w14="http://schemas.microsoft.com/office/word/2010/wordml" xmlns:w15="http://schemas.microsoft.com/office/word/2012/wordml" xmlns:w16cex="http://schemas.microsoft.com/office/word/2018/wordml/cex" xmlns:w16cid="http://schemas.microsoft.com/office/word/2016/wordml/cid" xmlns:w16="http://schemas.microsoft.com/office/word/2018/wordml" xmlns:w16du="http://schemas.microsoft.com/office/word/2023/wordml/word16du" xmlns:w16sdtdh="http://schemas.microsoft.com/office/word/2020/wordml/sdtdatahash" xmlns:w16sdtfl="http://schemas.microsoft.com/office/word/2024/wordml/sdtformatlock" xmlns:w16se="http://schemas.microsoft.com/office/word/2015/wordml/symex" xmlns:wpg="http://schemas.microsoft.com/office/word/2010/wordprocessingGroup" xmlns:wpi="http://schemas.microsoft.com/office/word/2010/wordprocessingInk" xmlns:wne="http://schemas.microsoft.com/office/word/2006/wordml" xmlns:wps="http://schemas.microsoft.com/office/word/2010/wordprocessingShape" mc:Ignorable="w14 w15 w16se w16cid w16 w16cex w16sdtdh w16sdtfl w16du wp14">
   <w:p>
     <w:pPr>
       <w:pStyle w:val="Header"/>
@@ -258,7 +296,7 @@
     <w:r>
       <w:tab/>
       <w:tab/>
-      <w:t>2026-06-17</w:t>
+      <w:t>2026-06-18</w:t>
       <w:br/>
       <w:br/>
     </w:r>
@@ -271,7 +309,7 @@
 </file>
 
 <file path=word/numbering.xml><?xml version="1.0" encoding="utf-8"?>
-<w:numbering xmlns:wpc="http://schemas.microsoft.com/office/word/2010/wordprocessingCanvas" xmlns:cx="http://schemas.microsoft.com/office/drawing/2014/chartex" xmlns:cx1="http://schemas.microsoft.com/office/drawing/2015/9/8/chartex" xmlns:cx2="http://schemas.microsoft.com/office/drawing/2015/10/21/chartex" xmlns:cx3="http://schemas.microsoft.com/office/drawing/2016/5/9/chartex" xmlns:cx4="http://schemas.microsoft.com/office/drawing/2016/5/10/chartex" xmlns:cx5="http://schemas.microsoft.com/office/drawing/2016/5/11/chartex" xmlns:cx6="http://schemas.microsoft.com/office/drawing/2016/5/12/chartex" xmlns:cx7="http://schemas.microsoft.com/office/drawing/2016/5/13/chartex" xmlns:cx8="http://schemas.microsoft.com/office/drawing/2016/5/14/chartex" xmlns:mc="http://schemas.openxmlformats.org/markup-compatibility/2006" xmlns:aink="http://schemas.microsoft.com/office/drawing/2016/ink" xmlns:am3d="http://schemas.microsoft.com/office/drawing/2017/model3d" xmlns:o="urn:schemas-microsoft-com:office:office" xmlns:oel="http://schemas.microsoft.com/office/2019/extlst" xmlns:r="http://schemas.openxmlformats.org/officeDocument/2006/relationships" xmlns:m="http://schemas.openxmlformats.org/officeDocument/2006/math" xmlns:v="urn:schemas-microsoft-com:vml" xmlns:wp14="http://schemas.microsoft.com/office/word/2010/wordprocessingDrawing" xmlns:wp="http://schemas.openxmlformats.org/drawingml/2006/wordprocessingDrawing" xmlns:w10="urn:schemas-microsoft-com:office:word" xmlns:w="http://schemas.openxmlformats.org/wordprocessingml/2006/main" xmlns:w14="http://schemas.microsoft.com/office/word/2010/wordml" xmlns:w15="http://schemas.microsoft.com/office/word/2012/wordml" xmlns:w16cex="http://schemas.microsoft.com/office/word/2018/wordml/cex" xmlns:w16cid="http://schemas.microsoft.com/office/word/2016/wordml/cid" xmlns:w16="http://schemas.microsoft.com/office/word/2018/wordml" xmlns:w16sdtdh="http://schemas.microsoft.com/office/word/2020/wordml/sdtdatahash" xmlns:w16se="http://schemas.microsoft.com/office/word/2015/wordml/symex" xmlns:wpg="http://schemas.microsoft.com/office/word/2010/wordprocessingGroup" xmlns:wpi="http://schemas.microsoft.com/office/word/2010/wordprocessingInk" xmlns:wne="http://schemas.microsoft.com/office/word/2006/wordml" xmlns:wps="http://schemas.microsoft.com/office/word/2010/wordprocessingShape" mc:Ignorable="w14 w15 w16se w16cid w16 w16cex w16sdtdh wp14">
+<w:numbering xmlns:wpc="http://schemas.microsoft.com/office/word/2010/wordprocessingCanvas" xmlns:cx="http://schemas.microsoft.com/office/drawing/2014/chartex" xmlns:cx1="http://schemas.microsoft.com/office/drawing/2015/9/8/chartex" xmlns:cx2="http://schemas.microsoft.com/office/drawing/2015/10/21/chartex" xmlns:cx3="http://schemas.microsoft.com/office/drawing/2016/5/9/chartex" xmlns:cx4="http://schemas.microsoft.com/office/drawing/2016/5/10/chartex" xmlns:cx5="http://schemas.microsoft.com/office/drawing/2016/5/11/chartex" xmlns:cx6="http://schemas.microsoft.com/office/drawing/2016/5/12/chartex" xmlns:cx7="http://schemas.microsoft.com/office/drawing/2016/5/13/chartex" xmlns:cx8="http://schemas.microsoft.com/office/drawing/2016/5/14/chartex" xmlns:mc="http://schemas.openxmlformats.org/markup-compatibility/2006" xmlns:aink="http://schemas.microsoft.com/office/drawing/2016/ink" xmlns:am3d="http://schemas.microsoft.com/office/drawing/2017/model3d" xmlns:o="urn:schemas-microsoft-com:office:office" xmlns:oel="http://schemas.microsoft.com/office/2019/extlst" xmlns:r="http://schemas.openxmlformats.org/officeDocument/2006/relationships" xmlns:m="http://schemas.openxmlformats.org/officeDocument/2006/math" xmlns:v="urn:schemas-microsoft-com:vml" xmlns:wp14="http://schemas.microsoft.com/office/word/2010/wordprocessingDrawing" xmlns:wp="http://schemas.openxmlformats.org/drawingml/2006/wordprocessingDrawing" xmlns:w10="urn:schemas-microsoft-com:office:word" xmlns:w="http://schemas.openxmlformats.org/wordprocessingml/2006/main" xmlns:w14="http://schemas.microsoft.com/office/word/2010/wordml" xmlns:w15="http://schemas.microsoft.com/office/word/2012/wordml" xmlns:w16cex="http://schemas.microsoft.com/office/word/2018/wordml/cex" xmlns:w16cid="http://schemas.microsoft.com/office/word/2016/wordml/cid" xmlns:w16="http://schemas.microsoft.com/office/word/2018/wordml" xmlns:w16du="http://schemas.microsoft.com/office/word/2023/wordml/word16du" xmlns:w16sdtdh="http://schemas.microsoft.com/office/word/2020/wordml/sdtdatahash" xmlns:w16sdtfl="http://schemas.microsoft.com/office/word/2024/wordml/sdtformatlock" xmlns:w16se="http://schemas.microsoft.com/office/word/2015/wordml/symex" xmlns:wpg="http://schemas.microsoft.com/office/word/2010/wordprocessingGroup" xmlns:wpi="http://schemas.microsoft.com/office/word/2010/wordprocessingInk" xmlns:wne="http://schemas.microsoft.com/office/word/2006/wordml" xmlns:wps="http://schemas.microsoft.com/office/word/2010/wordprocessingShape" mc:Ignorable="w14 w15 w16se w16cid w16 w16cex w16sdtdh w16sdtfl w16du wp14">
   <w:abstractNum w:abstractNumId="0" w15:restartNumberingAfterBreak="0">
     <w:nsid w:val="FFFFFF7C"/>
     <w:multiLevelType w:val="singleLevel"/>
@@ -474,7 +512,7 @@
 </file>
 
 <file path=word/styles.xml><?xml version="1.0" encoding="utf-8"?>
-<w:styles xmlns:mc="http://schemas.openxmlformats.org/markup-compatibility/2006" xmlns:r="http://schemas.openxmlformats.org/officeDocument/2006/relationships" xmlns:w="http://schemas.openxmlformats.org/wordprocessingml/2006/main" xmlns:w14="http://schemas.microsoft.com/office/word/2010/wordml" xmlns:w15="http://schemas.microsoft.com/office/word/2012/wordml" xmlns:w16cex="http://schemas.microsoft.com/office/word/2018/wordml/cex" xmlns:w16cid="http://schemas.microsoft.com/office/word/2016/wordml/cid" xmlns:w16="http://schemas.microsoft.com/office/word/2018/wordml" xmlns:w16sdtdh="http://schemas.microsoft.com/office/word/2020/wordml/sdtdatahash" xmlns:w16se="http://schemas.microsoft.com/office/word/2015/wordml/symex" mc:Ignorable="w14 w15 w16se w16cid w16 w16cex w16sdtdh">
+<w:styles xmlns:mc="http://schemas.openxmlformats.org/markup-compatibility/2006" xmlns:r="http://schemas.openxmlformats.org/officeDocument/2006/relationships" xmlns:w="http://schemas.openxmlformats.org/wordprocessingml/2006/main" xmlns:w14="http://schemas.microsoft.com/office/word/2010/wordml" xmlns:w15="http://schemas.microsoft.com/office/word/2012/wordml" xmlns:w16cex="http://schemas.microsoft.com/office/word/2018/wordml/cex" xmlns:w16cid="http://schemas.microsoft.com/office/word/2016/wordml/cid" xmlns:w16="http://schemas.microsoft.com/office/word/2018/wordml" xmlns:w16du="http://schemas.microsoft.com/office/word/2023/wordml/word16du" xmlns:w16sdtdh="http://schemas.microsoft.com/office/word/2020/wordml/sdtdatahash" xmlns:w16sdtfl="http://schemas.microsoft.com/office/word/2024/wordml/sdtformatlock" xmlns:w16se="http://schemas.microsoft.com/office/word/2015/wordml/symex" mc:Ignorable="w14 w15 w16se w16cid w16 w16cex w16sdtdh w16sdtfl w16du">
   <w:docDefaults>
     <w:rPrDefault>
       <w:rPr>
@@ -1232,7 +1270,7 @@
     <w:link w:val="TitleChar"/>
     <w:uiPriority w:val="10"/>
     <w:qFormat/>
-    <w:rsid w:val="007106C8"/>
+    <w:rsid w:val="00E854FA"/>
     <w:pPr>
       <w:spacing w:after="300" w:line="240" w:lineRule="auto"/>
       <w:contextualSpacing/>
@@ -1242,7 +1280,7 @@
       <w:rFonts w:eastAsiaTheme="majorEastAsia" w:cstheme="majorBidi"/>
       <w:spacing w:val="5"/>
       <w:kern w:val="28"/>
-      <w:sz w:val="52"/>
+      <w:sz w:val="40"/>
       <w:szCs w:val="52"/>
       <w:lang w:val="sv-SE" w:eastAsia="en-US" w:bidi="ar-SA"/>
     </w:rPr>
@@ -1252,12 +1290,12 @@
     <w:basedOn w:val="DefaultParagraphFont"/>
     <w:link w:val="Title"/>
     <w:uiPriority w:val="10"/>
-    <w:rsid w:val="007106C8"/>
+    <w:rsid w:val="00E854FA"/>
     <w:rPr>
       <w:rFonts w:ascii="Times New Roman" w:eastAsiaTheme="majorEastAsia" w:hAnsi="Times New Roman" w:cstheme="majorBidi"/>
       <w:spacing w:val="5"/>
       <w:kern w:val="28"/>
-      <w:sz w:val="52"/>
+      <w:sz w:val="40"/>
       <w:szCs w:val="52"/>
       <w:lang w:val="sv-SE" w:eastAsia="en-US" w:bidi="ar-SA"/>
     </w:rPr>

--- a/tillsyn/A 20946-2026 tillsynsbegäran.docx
+++ b/tillsyn/A 20946-2026 tillsynsbegäran.docx
@@ -296,7 +296,7 @@
     <w:r>
       <w:tab/>
       <w:tab/>
-      <w:t>2026-06-18</w:t>
+      <w:t>2026-06-19</w:t>
       <w:br/>
       <w:br/>
     </w:r>

--- a/tillsyn/A 20946-2026 tillsynsbegäran.docx
+++ b/tillsyn/A 20946-2026 tillsynsbegäran.docx
@@ -296,7 +296,7 @@
     <w:r>
       <w:tab/>
       <w:tab/>
-      <w:t>2026-06-19</w:t>
+      <w:t>2026-06-20</w:t>
       <w:br/>
       <w:br/>
     </w:r>

--- a/tillsyn/A 20946-2026 tillsynsbegäran.docx
+++ b/tillsyn/A 20946-2026 tillsynsbegäran.docx
@@ -12,10 +12,7 @@
     </w:p>
     <w:p>
       <w:r>
-        <w:t>Detta dokument behandlar höga naturvärden i avverkningsanmälan A 20946-2026 i Hallsbergs kommun som inkom 2026-04-30 och omfattar 2,6 ha.</w:t>
-      </w:r>
-      <w:r>
-        <w:t xml:space="preserve"> I Figur 1 visas fyndplatser för naturvårdsarter i området, som finns registrerade på Artportalen.</w:t>
+        <w:t>Denna tillsynsbegäran behandlar höga naturvärden i avverkningsanmälan A 20946-2026 i Hallsbergs kommun som inkom 2026-04-30 och omfattar 2,6 ha.</w:t>
       </w:r>
     </w:p>
     <w:p>
@@ -63,7 +60,20 @@
         <w:spacing w:after="240"/>
       </w:pPr>
       <w:r>
-        <w:t>Figur 1. Fyndplatser för naturvårdsarter i och inom 13 meter från avverkningsanmälan (röd linje). Inom parentes anges rödlistekategorier, S för signalarter, Tför typiska arter och fridlysningsparagrafer i artskyddsförordningen.Markörer utan svart kant är placerade på fyndplatsen. Markörer med svart kant är placerade vid sidan av fyndplatsen och har ett svart streck som visar fyndplatsens exakta position. Kartans mittpunktskoordinat är N 6544763, E 514745 i SWEREF 99 TM.</w:t>
+        <w:t>Figur 1. Fyndplatser för naturvårdsarter i och inom 13 meter från avverkningsanmälan. Markörer utan svart kant är placerade på fyndplatsen. Markörer med svart kant är placerade vid sidan av fyndplatsen har ett svart streck som visar fyndplatsens exakta position. Kartans mittpunktskoordinat är N 6544763, E 514745 i SWEREF 99 TM.</w:t>
+      </w:r>
+    </w:p>
+    <w:p>
+      <w:r>
+        <w:t>I och inom 13 meter från avverkningsanmälan finns fynd av 3 naturvårdsarter, varav 1 är rödlistad, 2 är typiska (T) och 2 är signalarter (S): tajgafältmätare (VU), fällmossa (S, T) och grov fjädermossa (S, T). Se Figur 1.</w:t>
+      </w:r>
+    </w:p>
+    <w:p>
+      <w:pPr>
+        <w:pStyle w:val="Heading1"/>
+      </w:pPr>
+      <w:r>
+        <w:t>Tillsynsbegäran</w:t>
       </w:r>
     </w:p>
     <w:p>
@@ -77,26 +87,27 @@
       </w:r>
     </w:p>
     <w:p>
-      <w:r>
-        <w:t>Nedan beskrivs fynd av naturvårdsarter som gjorts i det avverkningsanmälda området.</w:t>
-      </w:r>
-    </w:p>
-    <w:p>
       <w:pPr>
         <w:pStyle w:val="Heading1"/>
       </w:pPr>
       <w:r>
-        <w:t>Naturvårdsarter</w:t>
+        <w:t>Naturvårdsarter och fridlysta arter</w:t>
       </w:r>
     </w:p>
     <w:p>
       <w:r>
-        <w:t>I och inom 13 meter från avverkningsanmälan har följande 3 naturvårdsarter hittats: tajgafältmätare (VU), fällmossa (S, T) och grov fjädermossa (S, T). Av dessa är 1 rödlistade. För rödlistade arter har rödlistekategorin angivits inom parentes. Arter som är signalarter enligt Skogsstyrelsen har markerats med (S). Typiska arter inom Natura 2000 som är kopplade till skogsekosystem har markerats med (T).</w:t>
+        <w:t>Nedan följer beskrivningar av de naturvårdsarter och fridlysta arter som har sina livsmiljöer och växtplatser i den avverkningsanmälda skogen. De påträffade naturvårdsarterna är ett tydligt kvitto på att det rör sig om en skog med höga naturvärden.</w:t>
       </w:r>
     </w:p>
     <w:p>
       <w:r>
-        <w:t>De påträffade naturvårdsarterna är ett tydligt kvitto på att det rör sig om en skog med höga naturvärden.</w:t>
+        <w:rPr>
+          <w:b/>
+        </w:rPr>
+        <w:t>Tajgafältmätare (VU)</w:t>
+      </w:r>
+      <w:r>
+        <w:t xml:space="preserve"> är främst en tajgaart med sin huvudsakliga utbredning i norra Sverige. Den är knuten till naturskogar och urskogar med gran och dess livsutrymme krymper alltmer genom ett industrianpassat skogsbruk med trakthuggningar och täta trädplanteringar. Avverkning av naturskogar nära fjällkedjan har under senare år blivit allt vanligare vilket ofrånkomligt leder till fragmentering av artens populationer och en minskning på nationell nivå. Bevarandet av större arealer av naturskogar är nödvändigt om ett antal fjärilsarter knutna till taigan långsiktigt skall kunna bevaras i Sverige (SLU Artdatabanken, 2024).</w:t>
       </w:r>
     </w:p>
     <w:p>
@@ -157,17 +168,6 @@
         <w:t xml:space="preserve"> (Nitare &amp; Skogsstyrelsen, 2019; SLU Artdatabanken, 2025).</w:t>
       </w:r>
     </w:p>
-    <w:p>
-      <w:r>
-        <w:rPr>
-          <w:b/>
-        </w:rPr>
-        <w:t>Tajgafältmätare (VU)</w:t>
-      </w:r>
-      <w:r>
-        <w:t xml:space="preserve"> är främst en tajgaart med sin huvudsakliga utbredning i norra Sverige. Den är knuten till naturskogar och urskogar med gran och dess livsutrymme krymper alltmer genom ett industrianpassat skogsbruk med trakthuggningar och täta trädplanteringar. Avverkning av naturskogar nära fjällkedjan har under senare år blivit allt vanligare vilket ofrånkomligt leder till fragmentering av artens populationer och en minskning på nationell nivå. Bevarandet av större arealer av naturskogar är nödvändigt om ett antal fjärilsarter knutna till taigan långsiktigt skall kunna bevaras i Sverige (SLU Artdatabanken, 2024).</w:t>
-      </w:r>
-    </w:p>
     <w:sectPr>
       <w:headerReference w:type="even" r:id="rId8"/>
       <w:headerReference w:type="default" r:id="rId9"/>
@@ -296,7 +296,7 @@
     <w:r>
       <w:tab/>
       <w:tab/>
-      <w:t>2026-06-20</w:t>
+      <w:t>2026-06-21</w:t>
       <w:br/>
       <w:br/>
     </w:r>

--- a/tillsyn/A 20946-2026 tillsynsbegäran.docx
+++ b/tillsyn/A 20946-2026 tillsynsbegäran.docx
@@ -296,7 +296,7 @@
     <w:r>
       <w:tab/>
       <w:tab/>
-      <w:t>2026-06-21</w:t>
+      <w:t>2026-06-22</w:t>
       <w:br/>
       <w:br/>
     </w:r>

--- a/tillsyn/A 20946-2026 tillsynsbegäran.docx
+++ b/tillsyn/A 20946-2026 tillsynsbegäran.docx
@@ -296,7 +296,7 @@
     <w:r>
       <w:tab/>
       <w:tab/>
-      <w:t>2026-06-22</w:t>
+      <w:t>2026-06-23</w:t>
       <w:br/>
       <w:br/>
     </w:r>

--- a/tillsyn/A 20946-2026 tillsynsbegäran.docx
+++ b/tillsyn/A 20946-2026 tillsynsbegäran.docx
@@ -296,7 +296,7 @@
     <w:r>
       <w:tab/>
       <w:tab/>
-      <w:t>2026-06-23</w:t>
+      <w:t>2026-06-24</w:t>
       <w:br/>
       <w:br/>
     </w:r>

--- a/tillsyn/A 20946-2026 tillsynsbegäran.docx
+++ b/tillsyn/A 20946-2026 tillsynsbegäran.docx
@@ -296,7 +296,7 @@
     <w:r>
       <w:tab/>
       <w:tab/>
-      <w:t>2026-06-24</w:t>
+      <w:t>2026-06-25</w:t>
       <w:br/>
       <w:br/>
     </w:r>

--- a/tillsyn/A 20946-2026 tillsynsbegäran.docx
+++ b/tillsyn/A 20946-2026 tillsynsbegäran.docx
@@ -296,7 +296,7 @@
     <w:r>
       <w:tab/>
       <w:tab/>
-      <w:t>2026-06-25</w:t>
+      <w:t>2026-06-26</w:t>
       <w:br/>
       <w:br/>
     </w:r>

--- a/tillsyn/A 20946-2026 tillsynsbegäran.docx
+++ b/tillsyn/A 20946-2026 tillsynsbegäran.docx
@@ -296,7 +296,7 @@
     <w:r>
       <w:tab/>
       <w:tab/>
-      <w:t>2026-06-26</w:t>
+      <w:t>2026-06-27</w:t>
       <w:br/>
       <w:br/>
     </w:r>

--- a/tillsyn/A 20946-2026 tillsynsbegäran.docx
+++ b/tillsyn/A 20946-2026 tillsynsbegäran.docx
@@ -296,7 +296,7 @@
     <w:r>
       <w:tab/>
       <w:tab/>
-      <w:t>2026-06-27</w:t>
+      <w:t>2026-06-28</w:t>
       <w:br/>
       <w:br/>
     </w:r>

--- a/tillsyn/A 20946-2026 tillsynsbegäran.docx
+++ b/tillsyn/A 20946-2026 tillsynsbegäran.docx
@@ -296,7 +296,7 @@
     <w:r>
       <w:tab/>
       <w:tab/>
-      <w:t>2026-06-28</w:t>
+      <w:t>2026-06-29</w:t>
       <w:br/>
       <w:br/>
     </w:r>

--- a/tillsyn/A 20946-2026 tillsynsbegäran.docx
+++ b/tillsyn/A 20946-2026 tillsynsbegäran.docx
@@ -296,7 +296,7 @@
     <w:r>
       <w:tab/>
       <w:tab/>
-      <w:t>2026-06-29</w:t>
+      <w:t>2026-06-30</w:t>
       <w:br/>
       <w:br/>
     </w:r>

--- a/tillsyn/A 20946-2026 tillsynsbegäran.docx
+++ b/tillsyn/A 20946-2026 tillsynsbegäran.docx
@@ -296,7 +296,7 @@
     <w:r>
       <w:tab/>
       <w:tab/>
-      <w:t>2026-06-30</w:t>
+      <w:t>2026-07-01</w:t>
       <w:br/>
       <w:br/>
     </w:r>

--- a/tillsyn/A 20946-2026 tillsynsbegäran.docx
+++ b/tillsyn/A 20946-2026 tillsynsbegäran.docx
@@ -296,7 +296,7 @@
     <w:r>
       <w:tab/>
       <w:tab/>
-      <w:t>2026-07-01</w:t>
+      <w:t>2026-07-02</w:t>
       <w:br/>
       <w:br/>
     </w:r>

--- a/tillsyn/A 20946-2026 tillsynsbegäran.docx
+++ b/tillsyn/A 20946-2026 tillsynsbegäran.docx
@@ -296,7 +296,7 @@
     <w:r>
       <w:tab/>
       <w:tab/>
-      <w:t>2026-07-13</w:t>
+      <w:t>2026-07-14</w:t>
       <w:br/>
       <w:br/>
     </w:r>

--- a/tillsyn/A 20946-2026 tillsynsbegäran.docx
+++ b/tillsyn/A 20946-2026 tillsynsbegäran.docx
@@ -296,7 +296,7 @@
     <w:r>
       <w:tab/>
       <w:tab/>
-      <w:t>2026-07-14</w:t>
+      <w:t>2026-07-15</w:t>
       <w:br/>
       <w:br/>
     </w:r>

--- a/tillsyn/A 20946-2026 tillsynsbegäran.docx
+++ b/tillsyn/A 20946-2026 tillsynsbegäran.docx
@@ -296,7 +296,7 @@
     <w:r>
       <w:tab/>
       <w:tab/>
-      <w:t>2026-07-15</w:t>
+      <w:t>2026-07-16</w:t>
       <w:br/>
       <w:br/>
     </w:r>

--- a/tillsyn/A 20946-2026 tillsynsbegäran.docx
+++ b/tillsyn/A 20946-2026 tillsynsbegäran.docx
@@ -296,7 +296,7 @@
     <w:r>
       <w:tab/>
       <w:tab/>
-      <w:t>2026-07-16</w:t>
+      <w:t>2026-07-17</w:t>
       <w:br/>
       <w:br/>
     </w:r>

--- a/tillsyn/A 20946-2026 tillsynsbegäran.docx
+++ b/tillsyn/A 20946-2026 tillsynsbegäran.docx
@@ -296,7 +296,7 @@
     <w:r>
       <w:tab/>
       <w:tab/>
-      <w:t>2026-07-17</w:t>
+      <w:t>2026-07-18</w:t>
       <w:br/>
       <w:br/>
     </w:r>

--- a/tillsyn/A 20946-2026 tillsynsbegäran.docx
+++ b/tillsyn/A 20946-2026 tillsynsbegäran.docx
@@ -296,7 +296,7 @@
     <w:r>
       <w:tab/>
       <w:tab/>
-      <w:t>2026-07-18</w:t>
+      <w:t>2026-07-19</w:t>
       <w:br/>
       <w:br/>
     </w:r>

--- a/tillsyn/A 20946-2026 tillsynsbegäran.docx
+++ b/tillsyn/A 20946-2026 tillsynsbegäran.docx
@@ -296,7 +296,7 @@
     <w:r>
       <w:tab/>
       <w:tab/>
-      <w:t>2026-07-19</w:t>
+      <w:t>2026-07-20</w:t>
       <w:br/>
       <w:br/>
     </w:r>

--- a/tillsyn/A 20946-2026 tillsynsbegäran.docx
+++ b/tillsyn/A 20946-2026 tillsynsbegäran.docx
@@ -296,7 +296,7 @@
     <w:r>
       <w:tab/>
       <w:tab/>
-      <w:t>2026-07-20</w:t>
+      <w:t>2026-07-21</w:t>
       <w:br/>
       <w:br/>
     </w:r>

--- a/tillsyn/A 20946-2026 tillsynsbegäran.docx
+++ b/tillsyn/A 20946-2026 tillsynsbegäran.docx
@@ -296,7 +296,7 @@
     <w:r>
       <w:tab/>
       <w:tab/>
-      <w:t>2026-07-21</w:t>
+      <w:t>2026-07-22</w:t>
       <w:br/>
       <w:br/>
     </w:r>

--- a/tillsyn/A 20946-2026 tillsynsbegäran.docx
+++ b/tillsyn/A 20946-2026 tillsynsbegäran.docx
@@ -296,7 +296,7 @@
     <w:r>
       <w:tab/>
       <w:tab/>
-      <w:t>2026-07-22</w:t>
+      <w:t>2026-07-23</w:t>
       <w:br/>
       <w:br/>
     </w:r>

--- a/tillsyn/A 20946-2026 tillsynsbegäran.docx
+++ b/tillsyn/A 20946-2026 tillsynsbegäran.docx
@@ -296,7 +296,7 @@
     <w:r>
       <w:tab/>
       <w:tab/>
-      <w:t>2026-07-23</w:t>
+      <w:t>2026-07-24</w:t>
       <w:br/>
       <w:br/>
     </w:r>

--- a/tillsyn/A 20946-2026 tillsynsbegäran.docx
+++ b/tillsyn/A 20946-2026 tillsynsbegäran.docx
@@ -296,7 +296,7 @@
     <w:r>
       <w:tab/>
       <w:tab/>
-      <w:t>2026-07-24</w:t>
+      <w:t>2026-07-25</w:t>
       <w:br/>
       <w:br/>
     </w:r>

--- a/tillsyn/A 20946-2026 tillsynsbegäran.docx
+++ b/tillsyn/A 20946-2026 tillsynsbegäran.docx
@@ -296,7 +296,7 @@
     <w:r>
       <w:tab/>
       <w:tab/>
-      <w:t>2026-07-25</w:t>
+      <w:t>2026-07-26</w:t>
       <w:br/>
       <w:br/>
     </w:r>

--- a/tillsyn/A 20946-2026 tillsynsbegäran.docx
+++ b/tillsyn/A 20946-2026 tillsynsbegäran.docx
@@ -296,7 +296,7 @@
     <w:r>
       <w:tab/>
       <w:tab/>
-      <w:t>2026-07-26</w:t>
+      <w:t>2026-07-27</w:t>
       <w:br/>
       <w:br/>
     </w:r>

--- a/tillsyn/A 20946-2026 tillsynsbegäran.docx
+++ b/tillsyn/A 20946-2026 tillsynsbegäran.docx
@@ -296,7 +296,7 @@
     <w:r>
       <w:tab/>
       <w:tab/>
-      <w:t>2026-07-27</w:t>
+      <w:t>2026-07-28</w:t>
       <w:br/>
       <w:br/>
     </w:r>

--- a/tillsyn/A 20946-2026 tillsynsbegäran.docx
+++ b/tillsyn/A 20946-2026 tillsynsbegäran.docx
@@ -296,7 +296,7 @@
     <w:r>
       <w:tab/>
       <w:tab/>
-      <w:t>2026-07-28</w:t>
+      <w:t>2026-07-29</w:t>
       <w:br/>
       <w:br/>
     </w:r>

--- a/tillsyn/A 20946-2026 tillsynsbegäran.docx
+++ b/tillsyn/A 20946-2026 tillsynsbegäran.docx
@@ -296,7 +296,7 @@
     <w:r>
       <w:tab/>
       <w:tab/>
-      <w:t>2026-07-29</w:t>
+      <w:t>2026-07-30</w:t>
       <w:br/>
       <w:br/>
     </w:r>

--- a/tillsyn/A 20946-2026 tillsynsbegäran.docx
+++ b/tillsyn/A 20946-2026 tillsynsbegäran.docx
@@ -296,7 +296,7 @@
     <w:r>
       <w:tab/>
       <w:tab/>
-      <w:t>2026-07-30</w:t>
+      <w:t>2026-07-31</w:t>
       <w:br/>
       <w:br/>
     </w:r>

--- a/tillsyn/A 20946-2026 tillsynsbegäran.docx
+++ b/tillsyn/A 20946-2026 tillsynsbegäran.docx
@@ -296,7 +296,7 @@
     <w:r>
       <w:tab/>
       <w:tab/>
-      <w:t>2026-07-31</w:t>
+      <w:t>2026-08-01</w:t>
       <w:br/>
       <w:br/>
     </w:r>

--- a/tillsyn/A 20946-2026 tillsynsbegäran.docx
+++ b/tillsyn/A 20946-2026 tillsynsbegäran.docx
@@ -296,7 +296,7 @@
     <w:r>
       <w:tab/>
       <w:tab/>
-      <w:t>2026-08-01</w:t>
+      <w:t>2026-08-02</w:t>
       <w:br/>
       <w:br/>
     </w:r>

--- a/tillsyn/A 20946-2026 tillsynsbegäran.docx
+++ b/tillsyn/A 20946-2026 tillsynsbegäran.docx
@@ -296,7 +296,7 @@
     <w:r>
       <w:tab/>
       <w:tab/>
-      <w:t>2026-08-02</w:t>
+      <w:t>2026-08-03</w:t>
       <w:br/>
       <w:br/>
     </w:r>

--- a/tillsyn/A 20946-2026 tillsynsbegäran.docx
+++ b/tillsyn/A 20946-2026 tillsynsbegäran.docx
@@ -296,7 +296,7 @@
     <w:r>
       <w:tab/>
       <w:tab/>
-      <w:t>2026-08-03</w:t>
+      <w:t>2026-08-05</w:t>
       <w:br/>
       <w:br/>
     </w:r>

--- a/tillsyn/A 20946-2026 tillsynsbegäran.docx
+++ b/tillsyn/A 20946-2026 tillsynsbegäran.docx
@@ -296,7 +296,7 @@
     <w:r>
       <w:tab/>
       <w:tab/>
-      <w:t>2026-08-05</w:t>
+      <w:t>2026-08-07</w:t>
       <w:br/>
       <w:br/>
     </w:r>

--- a/tillsyn/A 20946-2026 tillsynsbegäran.docx
+++ b/tillsyn/A 20946-2026 tillsynsbegäran.docx
@@ -296,7 +296,7 @@
     <w:r>
       <w:tab/>
       <w:tab/>
-      <w:t>2026-08-07</w:t>
+      <w:t>2026-08-08</w:t>
       <w:br/>
       <w:br/>
     </w:r>

--- a/tillsyn/A 20946-2026 tillsynsbegäran.docx
+++ b/tillsyn/A 20946-2026 tillsynsbegäran.docx
@@ -60,7 +60,7 @@
         <w:spacing w:after="240"/>
       </w:pPr>
       <w:r>
-        <w:t>Figur 1. Fyndplatser för naturvårdsarter i och inom 13 meter från avverkningsanmälan. Markörer utan svart kant är placerade på fyndplatsen. Markörer med svart kant är placerade vid sidan av fyndplatsen har ett svart streck som visar fyndplatsens exakta position. Kartans mittpunktskoordinat är N 6544763, E 514745 i SWEREF 99 TM.</w:t>
+        <w:t>Figur 1. Fyndplatser för naturvårdsarter i och inom 13 meter från avverkningsanmälan. Markörer utan svart kant är placerade på fyndplatsen. Markörer med svart kant är placerade vid sidan av fyndplatsen och har ett svart streck som visar fyndplatsens exakta position. Kartans mittpunktskoordinat är N 6544763, E 514745 i SWEREF 99 TM.</w:t>
       </w:r>
     </w:p>
     <w:p>
@@ -296,7 +296,7 @@
     <w:r>
       <w:tab/>
       <w:tab/>
-      <w:t>2026-08-14</w:t>
+      <w:t>2026-08-15</w:t>
       <w:br/>
       <w:br/>
     </w:r>

--- a/tillsyn/A 20946-2026 tillsynsbegäran.docx
+++ b/tillsyn/A 20946-2026 tillsynsbegäran.docx
@@ -296,7 +296,7 @@
     <w:r>
       <w:tab/>
       <w:tab/>
-      <w:t>2026-08-15</w:t>
+      <w:t>2026-08-16</w:t>
       <w:br/>
       <w:br/>
     </w:r>

--- a/tillsyn/A 20946-2026 tillsynsbegäran.docx
+++ b/tillsyn/A 20946-2026 tillsynsbegäran.docx
@@ -296,7 +296,7 @@
     <w:r>
       <w:tab/>
       <w:tab/>
-      <w:t>2026-08-16</w:t>
+      <w:t>2026-08-17</w:t>
       <w:br/>
       <w:br/>
     </w:r>

--- a/tillsyn/A 20946-2026 tillsynsbegäran.docx
+++ b/tillsyn/A 20946-2026 tillsynsbegäran.docx
@@ -296,7 +296,7 @@
     <w:r>
       <w:tab/>
       <w:tab/>
-      <w:t>2026-08-17</w:t>
+      <w:t>2026-08-18</w:t>
       <w:br/>
       <w:br/>
     </w:r>

--- a/tillsyn/A 20946-2026 tillsynsbegäran.docx
+++ b/tillsyn/A 20946-2026 tillsynsbegäran.docx
@@ -296,7 +296,7 @@
     <w:r>
       <w:tab/>
       <w:tab/>
-      <w:t>2026-08-18</w:t>
+      <w:t>2026-08-19</w:t>
       <w:br/>
       <w:br/>
     </w:r>

--- a/tillsyn/A 20946-2026 tillsynsbegäran.docx
+++ b/tillsyn/A 20946-2026 tillsynsbegäran.docx
@@ -296,7 +296,7 @@
     <w:r>
       <w:tab/>
       <w:tab/>
-      <w:t>2026-08-19</w:t>
+      <w:t>2026-08-20</w:t>
       <w:br/>
       <w:br/>
     </w:r>

--- a/tillsyn/A 20946-2026 tillsynsbegäran.docx
+++ b/tillsyn/A 20946-2026 tillsynsbegäran.docx
@@ -296,7 +296,7 @@
     <w:r>
       <w:tab/>
       <w:tab/>
-      <w:t>2026-08-20</w:t>
+      <w:t>2026-08-21</w:t>
       <w:br/>
       <w:br/>
     </w:r>

--- a/tillsyn/A 20946-2026 tillsynsbegäran.docx
+++ b/tillsyn/A 20946-2026 tillsynsbegäran.docx
@@ -296,7 +296,7 @@
     <w:r>
       <w:tab/>
       <w:tab/>
-      <w:t>2026-08-21</w:t>
+      <w:t>2026-08-22</w:t>
       <w:br/>
       <w:br/>
     </w:r>

--- a/tillsyn/A 20946-2026 tillsynsbegäran.docx
+++ b/tillsyn/A 20946-2026 tillsynsbegäran.docx
@@ -296,7 +296,7 @@
     <w:r>
       <w:tab/>
       <w:tab/>
-      <w:t>2026-08-22</w:t>
+      <w:t>2026-08-23</w:t>
       <w:br/>
       <w:br/>
     </w:r>

--- a/tillsyn/A 20946-2026 tillsynsbegäran.docx
+++ b/tillsyn/A 20946-2026 tillsynsbegäran.docx
@@ -296,7 +296,7 @@
     <w:r>
       <w:tab/>
       <w:tab/>
-      <w:t>2026-08-23</w:t>
+      <w:t>2026-08-24</w:t>
       <w:br/>
       <w:br/>
     </w:r>

--- a/tillsyn/A 20946-2026 tillsynsbegäran.docx
+++ b/tillsyn/A 20946-2026 tillsynsbegäran.docx
@@ -296,7 +296,7 @@
     <w:r>
       <w:tab/>
       <w:tab/>
-      <w:t>2026-08-24</w:t>
+      <w:t>2026-08-25</w:t>
       <w:br/>
       <w:br/>
     </w:r>

--- a/tillsyn/A 20946-2026 tillsynsbegäran.docx
+++ b/tillsyn/A 20946-2026 tillsynsbegäran.docx
@@ -296,7 +296,7 @@
     <w:r>
       <w:tab/>
       <w:tab/>
-      <w:t>2026-08-25</w:t>
+      <w:t>2026-08-26</w:t>
       <w:br/>
       <w:br/>
     </w:r>

--- a/tillsyn/A 20946-2026 tillsynsbegäran.docx
+++ b/tillsyn/A 20946-2026 tillsynsbegäran.docx
@@ -296,7 +296,7 @@
     <w:r>
       <w:tab/>
       <w:tab/>
-      <w:t>2026-08-26</w:t>
+      <w:t>2026-08-27</w:t>
       <w:br/>
       <w:br/>
     </w:r>

--- a/tillsyn/A 20946-2026 tillsynsbegäran.docx
+++ b/tillsyn/A 20946-2026 tillsynsbegäran.docx
@@ -296,7 +296,7 @@
     <w:r>
       <w:tab/>
       <w:tab/>
-      <w:t>2026-08-27</w:t>
+      <w:t>2026-08-28</w:t>
       <w:br/>
       <w:br/>
     </w:r>

--- a/tillsyn/A 20946-2026 tillsynsbegäran.docx
+++ b/tillsyn/A 20946-2026 tillsynsbegäran.docx
@@ -296,7 +296,7 @@
     <w:r>
       <w:tab/>
       <w:tab/>
-      <w:t>2026-08-28</w:t>
+      <w:t>2026-08-29</w:t>
       <w:br/>
       <w:br/>
     </w:r>

--- a/tillsyn/A 20946-2026 tillsynsbegäran.docx
+++ b/tillsyn/A 20946-2026 tillsynsbegäran.docx
@@ -296,7 +296,7 @@
     <w:r>
       <w:tab/>
       <w:tab/>
-      <w:t>2026-08-29</w:t>
+      <w:t>2026-08-31</w:t>
       <w:br/>
       <w:br/>
     </w:r>

--- a/tillsyn/A 20946-2026 tillsynsbegäran.docx
+++ b/tillsyn/A 20946-2026 tillsynsbegäran.docx
@@ -296,7 +296,7 @@
     <w:r>
       <w:tab/>
       <w:tab/>
-      <w:t>2026-08-31</w:t>
+      <w:t>2026-09-01</w:t>
       <w:br/>
       <w:br/>
     </w:r>

--- a/tillsyn/A 20946-2026 tillsynsbegäran.docx
+++ b/tillsyn/A 20946-2026 tillsynsbegäran.docx
@@ -296,7 +296,7 @@
     <w:r>
       <w:tab/>
       <w:tab/>
-      <w:t>2026-09-01</w:t>
+      <w:t>2026-09-02</w:t>
       <w:br/>
       <w:br/>
     </w:r>

--- a/tillsyn/A 20946-2026 tillsynsbegäran.docx
+++ b/tillsyn/A 20946-2026 tillsynsbegäran.docx
@@ -296,7 +296,7 @@
     <w:r>
       <w:tab/>
       <w:tab/>
-      <w:t>2026-09-02</w:t>
+      <w:t>2026-09-03</w:t>
       <w:br/>
       <w:br/>
     </w:r>

--- a/tillsyn/A 20946-2026 tillsynsbegäran.docx
+++ b/tillsyn/A 20946-2026 tillsynsbegäran.docx
@@ -296,7 +296,7 @@
     <w:r>
       <w:tab/>
       <w:tab/>
-      <w:t>2026-09-03</w:t>
+      <w:t>2026-09-04</w:t>
       <w:br/>
       <w:br/>
     </w:r>

--- a/tillsyn/A 20946-2026 tillsynsbegäran.docx
+++ b/tillsyn/A 20946-2026 tillsynsbegäran.docx
@@ -296,7 +296,7 @@
     <w:r>
       <w:tab/>
       <w:tab/>
-      <w:t>2026-09-04</w:t>
+      <w:t>2026-09-05</w:t>
       <w:br/>
       <w:br/>
     </w:r>

--- a/tillsyn/A 20946-2026 tillsynsbegäran.docx
+++ b/tillsyn/A 20946-2026 tillsynsbegäran.docx
@@ -296,7 +296,7 @@
     <w:r>
       <w:tab/>
       <w:tab/>
-      <w:t>2026-09-05</w:t>
+      <w:t>2026-09-06</w:t>
       <w:br/>
       <w:br/>
     </w:r>

--- a/tillsyn/A 20946-2026 tillsynsbegäran.docx
+++ b/tillsyn/A 20946-2026 tillsynsbegäran.docx
@@ -296,7 +296,7 @@
     <w:r>
       <w:tab/>
       <w:tab/>
-      <w:t>2026-09-06</w:t>
+      <w:t>2026-09-07</w:t>
       <w:br/>
       <w:br/>
     </w:r>

--- a/tillsyn/A 20946-2026 tillsynsbegäran.docx
+++ b/tillsyn/A 20946-2026 tillsynsbegäran.docx
@@ -296,7 +296,7 @@
     <w:r>
       <w:tab/>
       <w:tab/>
-      <w:t>2026-09-07</w:t>
+      <w:t>2026-09-08</w:t>
       <w:br/>
       <w:br/>
     </w:r>

--- a/tillsyn/A 20946-2026 tillsynsbegäran.docx
+++ b/tillsyn/A 20946-2026 tillsynsbegäran.docx
@@ -296,7 +296,7 @@
     <w:r>
       <w:tab/>
       <w:tab/>
-      <w:t>2026-09-08</w:t>
+      <w:t>2026-09-09</w:t>
       <w:br/>
       <w:br/>
     </w:r>

--- a/tillsyn/A 20946-2026 tillsynsbegäran.docx
+++ b/tillsyn/A 20946-2026 tillsynsbegäran.docx
@@ -296,7 +296,7 @@
     <w:r>
       <w:tab/>
       <w:tab/>
-      <w:t>2026-09-09</w:t>
+      <w:t>2026-09-10</w:t>
       <w:br/>
       <w:br/>
     </w:r>

--- a/tillsyn/A 20946-2026 tillsynsbegäran.docx
+++ b/tillsyn/A 20946-2026 tillsynsbegäran.docx
@@ -296,7 +296,7 @@
     <w:r>
       <w:tab/>
       <w:tab/>
-      <w:t>2026-09-10</w:t>
+      <w:t>2026-09-11</w:t>
       <w:br/>
       <w:br/>
     </w:r>

--- a/tillsyn/A 20946-2026 tillsynsbegäran.docx
+++ b/tillsyn/A 20946-2026 tillsynsbegäran.docx
@@ -296,7 +296,7 @@
     <w:r>
       <w:tab/>
       <w:tab/>
-      <w:t>2026-09-11</w:t>
+      <w:t>2026-09-12</w:t>
       <w:br/>
       <w:br/>
     </w:r>
